--- a/output/Credit_Risk_Report_Q2_2026.docx
+++ b/output/Credit_Risk_Report_Q2_2026.docx
@@ -19,7 +19,7 @@
           <w:i/>
           <w:sz w:val="24"/>
         </w:rPr>
-        <w:t>Generated 2026-06-11T04:36:49+00:00 | Data as-of 2024-12-31–2026-02-28</w:t>
+        <w:t>Generated 2026-06-11T08:24:48+00:00 | Data as-of 2024-12-31–2026-02-28</w:t>
       </w:r>
     </w:p>
     <w:p>
@@ -213,7 +213,7 @@
           <w:rFonts w:ascii="Arial" w:hAnsi="Arial"/>
           <w:sz w:val="22"/>
         </w:rPr>
-        <w:t>Expected-loss rate = PD × LGD.</w:t>
+        <w:t>Expected-loss rate = PD × LGD, shown in basis points (bps); 1 bp = 0.01%, so 14 bps = 0.14%.</w:t>
       </w:r>
     </w:p>
     <w:p>
@@ -3881,7 +3881,7 @@
                 <w:b/>
                 <w:sz w:val="22"/>
               </w:rPr>
-              <w:t>el_rate_decimal</w:t>
+              <w:t>el_rate_bps</w:t>
             </w:r>
           </w:p>
         </w:tc>
@@ -4009,7 +4009,7 @@
                 <w:rFonts w:ascii="Arial" w:hAnsi="Arial"/>
                 <w:sz w:val="22"/>
               </w:rPr>
-              <w:t>0.00</w:t>
+              <w:t>46 bps</w:t>
             </w:r>
           </w:p>
         </w:tc>
@@ -4131,7 +4131,7 @@
                 <w:rFonts w:ascii="Arial" w:hAnsi="Arial"/>
                 <w:sz w:val="22"/>
               </w:rPr>
-              <w:t>0.01</w:t>
+              <w:t>77 bps</w:t>
             </w:r>
           </w:p>
         </w:tc>
@@ -4253,7 +4253,7 @@
                 <w:rFonts w:ascii="Arial" w:hAnsi="Arial"/>
                 <w:sz w:val="22"/>
               </w:rPr>
-              <w:t>0.01</w:t>
+              <w:t>117 bps</w:t>
             </w:r>
           </w:p>
         </w:tc>
@@ -4375,7 +4375,7 @@
                 <w:rFonts w:ascii="Arial" w:hAnsi="Arial"/>
                 <w:sz w:val="22"/>
               </w:rPr>
-              <w:t>0.01</w:t>
+              <w:t>63 bps</w:t>
             </w:r>
           </w:p>
         </w:tc>
@@ -4497,7 +4497,7 @@
                 <w:rFonts w:ascii="Arial" w:hAnsi="Arial"/>
                 <w:sz w:val="22"/>
               </w:rPr>
-              <w:t>0.00</w:t>
+              <w:t>24 bps</w:t>
             </w:r>
           </w:p>
         </w:tc>
@@ -4619,7 +4619,7 @@
                 <w:rFonts w:ascii="Arial" w:hAnsi="Arial"/>
                 <w:sz w:val="22"/>
               </w:rPr>
-              <w:t>0.00</w:t>
+              <w:t>14 bps</w:t>
             </w:r>
           </w:p>
         </w:tc>
@@ -4741,7 +4741,7 @@
                 <w:rFonts w:ascii="Arial" w:hAnsi="Arial"/>
                 <w:sz w:val="22"/>
               </w:rPr>
-              <w:t>0.01</w:t>
+              <w:t>57 bps</w:t>
             </w:r>
           </w:p>
         </w:tc>
@@ -4863,7 +4863,7 @@
                 <w:rFonts w:ascii="Arial" w:hAnsi="Arial"/>
                 <w:sz w:val="22"/>
               </w:rPr>
-              <w:t>0.01</w:t>
+              <w:t>120 bps</w:t>
             </w:r>
           </w:p>
         </w:tc>
@@ -4985,7 +4985,7 @@
                 <w:rFonts w:ascii="Arial" w:hAnsi="Arial"/>
                 <w:sz w:val="22"/>
               </w:rPr>
-              <w:t>0.00</w:t>
+              <w:t>5 bps</w:t>
             </w:r>
           </w:p>
         </w:tc>
@@ -5109,7 +5109,7 @@
                 <w:b/>
                 <w:sz w:val="22"/>
               </w:rPr>
-              <w:t>base_el_decimal</w:t>
+              <w:t>base_el_bps</w:t>
             </w:r>
           </w:p>
         </w:tc>
@@ -5160,7 +5160,7 @@
                 <w:b/>
                 <w:sz w:val="22"/>
               </w:rPr>
-              <w:t>stressed_el_decimal</w:t>
+              <w:t>stressed_el_bps</w:t>
             </w:r>
           </w:p>
         </w:tc>
@@ -5224,7 +5224,7 @@
                 <w:rFonts w:ascii="Arial" w:hAnsi="Arial"/>
                 <w:sz w:val="22"/>
               </w:rPr>
-              <w:t>0.00</w:t>
+              <w:t>46 bps</w:t>
             </w:r>
           </w:p>
         </w:tc>
@@ -5269,7 +5269,7 @@
                 <w:rFonts w:ascii="Arial" w:hAnsi="Arial"/>
                 <w:sz w:val="22"/>
               </w:rPr>
-              <w:t>0.01</w:t>
+              <w:t>125 bps</w:t>
             </w:r>
           </w:p>
         </w:tc>
@@ -5331,7 +5331,7 @@
                 <w:rFonts w:ascii="Arial" w:hAnsi="Arial"/>
                 <w:sz w:val="22"/>
               </w:rPr>
-              <w:t>0.01</w:t>
+              <w:t>77 bps</w:t>
             </w:r>
           </w:p>
         </w:tc>
@@ -5376,7 +5376,7 @@
                 <w:rFonts w:ascii="Arial" w:hAnsi="Arial"/>
                 <w:sz w:val="22"/>
               </w:rPr>
-              <w:t>0.01</w:t>
+              <w:t>139 bps</w:t>
             </w:r>
           </w:p>
         </w:tc>
@@ -5438,7 +5438,7 @@
                 <w:rFonts w:ascii="Arial" w:hAnsi="Arial"/>
                 <w:sz w:val="22"/>
               </w:rPr>
-              <w:t>0.01</w:t>
+              <w:t>117 bps</w:t>
             </w:r>
           </w:p>
         </w:tc>
@@ -5483,7 +5483,7 @@
                 <w:rFonts w:ascii="Arial" w:hAnsi="Arial"/>
                 <w:sz w:val="22"/>
               </w:rPr>
-              <w:t>0.03</w:t>
+              <w:t>301 bps</w:t>
             </w:r>
           </w:p>
         </w:tc>
@@ -5545,7 +5545,7 @@
                 <w:rFonts w:ascii="Arial" w:hAnsi="Arial"/>
                 <w:sz w:val="22"/>
               </w:rPr>
-              <w:t>0.01</w:t>
+              <w:t>63 bps</w:t>
             </w:r>
           </w:p>
         </w:tc>
@@ -5590,7 +5590,7 @@
                 <w:rFonts w:ascii="Arial" w:hAnsi="Arial"/>
                 <w:sz w:val="22"/>
               </w:rPr>
-              <w:t>0.02</w:t>
+              <w:t>210 bps</w:t>
             </w:r>
           </w:p>
         </w:tc>
@@ -5652,7 +5652,7 @@
                 <w:rFonts w:ascii="Arial" w:hAnsi="Arial"/>
                 <w:sz w:val="22"/>
               </w:rPr>
-              <w:t>0.00</w:t>
+              <w:t>24 bps</w:t>
             </w:r>
           </w:p>
         </w:tc>
@@ -5697,7 +5697,7 @@
                 <w:rFonts w:ascii="Arial" w:hAnsi="Arial"/>
                 <w:sz w:val="22"/>
               </w:rPr>
-              <w:t>0.00</w:t>
+              <w:t>43 bps</w:t>
             </w:r>
           </w:p>
         </w:tc>
@@ -5759,7 +5759,7 @@
                 <w:rFonts w:ascii="Arial" w:hAnsi="Arial"/>
                 <w:sz w:val="22"/>
               </w:rPr>
-              <w:t>0.00</w:t>
+              <w:t>14 bps</w:t>
             </w:r>
           </w:p>
         </w:tc>
@@ -5804,7 +5804,7 @@
                 <w:rFonts w:ascii="Arial" w:hAnsi="Arial"/>
                 <w:sz w:val="22"/>
               </w:rPr>
-              <w:t>0.00</w:t>
+              <w:t>25 bps</w:t>
             </w:r>
           </w:p>
         </w:tc>
@@ -5866,7 +5866,7 @@
                 <w:rFonts w:ascii="Arial" w:hAnsi="Arial"/>
                 <w:sz w:val="22"/>
               </w:rPr>
-              <w:t>0.01</w:t>
+              <w:t>57 bps</w:t>
             </w:r>
           </w:p>
         </w:tc>
@@ -5911,7 +5911,7 @@
                 <w:rFonts w:ascii="Arial" w:hAnsi="Arial"/>
                 <w:sz w:val="22"/>
               </w:rPr>
-              <w:t>0.01</w:t>
+              <w:t>102 bps</w:t>
             </w:r>
           </w:p>
         </w:tc>
@@ -5973,7 +5973,7 @@
                 <w:rFonts w:ascii="Arial" w:hAnsi="Arial"/>
                 <w:sz w:val="22"/>
               </w:rPr>
-              <w:t>0.01</w:t>
+              <w:t>120 bps</w:t>
             </w:r>
           </w:p>
         </w:tc>
@@ -6018,7 +6018,7 @@
                 <w:rFonts w:ascii="Arial" w:hAnsi="Arial"/>
                 <w:sz w:val="22"/>
               </w:rPr>
-              <w:t>0.02</w:t>
+              <w:t>215 bps</w:t>
             </w:r>
           </w:p>
         </w:tc>
@@ -6080,7 +6080,7 @@
                 <w:rFonts w:ascii="Arial" w:hAnsi="Arial"/>
                 <w:sz w:val="22"/>
               </w:rPr>
-              <w:t>0.00</w:t>
+              <w:t>5 bps</w:t>
             </w:r>
           </w:p>
         </w:tc>
@@ -6125,7 +6125,7 @@
                 <w:rFonts w:ascii="Arial" w:hAnsi="Arial"/>
                 <w:sz w:val="22"/>
               </w:rPr>
-              <w:t>0.00</w:t>
+              <w:t>8 bps</w:t>
             </w:r>
           </w:p>
         </w:tc>

--- a/output/Credit_Risk_Report_Q2_2026.docx
+++ b/output/Credit_Risk_Report_Q2_2026.docx
@@ -19,7 +19,7 @@
           <w:i/>
           <w:sz w:val="24"/>
         </w:rPr>
-        <w:t>Generated 2026-06-11T08:24:48+00:00 | Data as-of 2024-12-31–2026-02-28</w:t>
+        <w:t>Generated 2026-06-15T04:37:23+00:00 | Data as-of 2024-12-31–2026-02-28</w:t>
       </w:r>
     </w:p>
     <w:p>
@@ -109,7 +109,7 @@
           <w:rFonts w:ascii="Arial" w:hAnsi="Arial"/>
           <w:sz w:val="22"/>
         </w:rPr>
-        <w:t>Stress testing — PD and LGD under a downturn, using stress multipliers floored at APS 113 regulatory bands (Section 4).</w:t>
+        <w:t>Stress testing — PD, LGD and EAD under a base / mild / severe scenario set (mild = Basel CRE36.51 two-quarters-zero-growth), stressed PD floored at APS 113 regulatory bands (Section 4).</w:t>
       </w:r>
     </w:p>
     <w:p>
@@ -225,7 +225,7 @@
           <w:rFonts w:ascii="Arial" w:hAnsi="Arial"/>
           <w:sz w:val="22"/>
         </w:rPr>
-        <w:t>Stressed PD/LGD apply 1.5× / 1.2× multipliers, floored at APS 113 bands.</w:t>
+        <w:t>Stressed PD/LGD/EAD apply per-scenario multipliers (config/stress_scenarios.yaml); stressed PD is floored at the APS 113 reality-check bands. Multipliers are illustrative, not calibrated regulatory parameters.</w:t>
       </w:r>
     </w:p>
     <w:p>
@@ -5053,18 +5053,20 @@
         <w:tblLook w:firstColumn="1" w:firstRow="1" w:lastColumn="0" w:lastRow="0" w:noHBand="0" w:noVBand="1" w:val="04A0"/>
       </w:tblPr>
       <w:tblGrid>
-        <w:gridCol w:w="1337"/>
-        <w:gridCol w:w="1337"/>
-        <w:gridCol w:w="1337"/>
-        <w:gridCol w:w="1337"/>
-        <w:gridCol w:w="1337"/>
-        <w:gridCol w:w="1337"/>
-        <w:gridCol w:w="1337"/>
+        <w:gridCol w:w="1040"/>
+        <w:gridCol w:w="1040"/>
+        <w:gridCol w:w="1040"/>
+        <w:gridCol w:w="1040"/>
+        <w:gridCol w:w="1040"/>
+        <w:gridCol w:w="1040"/>
+        <w:gridCol w:w="1040"/>
+        <w:gridCol w:w="1040"/>
+        <w:gridCol w:w="1040"/>
       </w:tblGrid>
       <w:tr>
         <w:tc>
           <w:tcPr>
-            <w:tcW w:type="dxa" w:w="1337"/>
+            <w:tcW w:type="dxa" w:w="1040"/>
             <w:shd w:val="clear" w:color="auto" w:fill="DDDDDD"/>
           </w:tcPr>
           <w:p>
@@ -5081,7 +5083,7 @@
         </w:tc>
         <w:tc>
           <w:tcPr>
-            <w:tcW w:type="dxa" w:w="1337"/>
+            <w:tcW w:type="dxa" w:w="1040"/>
             <w:shd w:val="clear" w:color="auto" w:fill="DDDDDD"/>
           </w:tcPr>
           <w:p>
@@ -5098,7 +5100,7 @@
         </w:tc>
         <w:tc>
           <w:tcPr>
-            <w:tcW w:type="dxa" w:w="1337"/>
+            <w:tcW w:type="dxa" w:w="1040"/>
             <w:shd w:val="clear" w:color="auto" w:fill="DDDDDD"/>
           </w:tcPr>
           <w:p>
@@ -5109,13 +5111,30 @@
                 <w:b/>
                 <w:sz w:val="22"/>
               </w:rPr>
+              <w:t>scenario</w:t>
+            </w:r>
+          </w:p>
+        </w:tc>
+        <w:tc>
+          <w:tcPr>
+            <w:tcW w:type="dxa" w:w="1040"/>
+            <w:shd w:val="clear" w:color="auto" w:fill="DDDDDD"/>
+          </w:tcPr>
+          <w:p>
+            <w:r/>
+            <w:r>
+              <w:rPr>
+                <w:rFonts w:ascii="Arial" w:hAnsi="Arial"/>
+                <w:b/>
+                <w:sz w:val="22"/>
+              </w:rPr>
               <w:t>base_el_bps</w:t>
             </w:r>
           </w:p>
         </w:tc>
         <w:tc>
           <w:tcPr>
-            <w:tcW w:type="dxa" w:w="1337"/>
+            <w:tcW w:type="dxa" w:w="1040"/>
             <w:shd w:val="clear" w:color="auto" w:fill="DDDDDD"/>
           </w:tcPr>
           <w:p>
@@ -5132,7 +5151,7 @@
         </w:tc>
         <w:tc>
           <w:tcPr>
-            <w:tcW w:type="dxa" w:w="1337"/>
+            <w:tcW w:type="dxa" w:w="1040"/>
             <w:shd w:val="clear" w:color="auto" w:fill="DDDDDD"/>
           </w:tcPr>
           <w:p>
@@ -5149,7 +5168,7 @@
         </w:tc>
         <w:tc>
           <w:tcPr>
-            <w:tcW w:type="dxa" w:w="1337"/>
+            <w:tcW w:type="dxa" w:w="1040"/>
             <w:shd w:val="clear" w:color="auto" w:fill="DDDDDD"/>
           </w:tcPr>
           <w:p>
@@ -5166,7 +5185,24 @@
         </w:tc>
         <w:tc>
           <w:tcPr>
-            <w:tcW w:type="dxa" w:w="1337"/>
+            <w:tcW w:type="dxa" w:w="1040"/>
+            <w:shd w:val="clear" w:color="auto" w:fill="DDDDDD"/>
+          </w:tcPr>
+          <w:p>
+            <w:r/>
+            <w:r>
+              <w:rPr>
+                <w:rFonts w:ascii="Arial" w:hAnsi="Arial"/>
+                <w:b/>
+                <w:sz w:val="22"/>
+              </w:rPr>
+              <w:t>stressed_el_incl_ead_bps</w:t>
+            </w:r>
+          </w:p>
+        </w:tc>
+        <w:tc>
+          <w:tcPr>
+            <w:tcW w:type="dxa" w:w="1040"/>
             <w:shd w:val="clear" w:color="auto" w:fill="DDDDDD"/>
           </w:tcPr>
           <w:p>
@@ -5185,7 +5221,7 @@
       <w:tr>
         <w:tc>
           <w:tcPr>
-            <w:tcW w:type="dxa" w:w="1337"/>
+            <w:tcW w:type="dxa" w:w="1040"/>
           </w:tcPr>
           <w:p>
             <w:r/>
@@ -5200,7 +5236,7 @@
         </w:tc>
         <w:tc>
           <w:tcPr>
-            <w:tcW w:type="dxa" w:w="1337"/>
+            <w:tcW w:type="dxa" w:w="1040"/>
           </w:tcPr>
           <w:p>
             <w:r/>
@@ -5215,7 +5251,22 @@
         </w:tc>
         <w:tc>
           <w:tcPr>
-            <w:tcW w:type="dxa" w:w="1337"/>
+            <w:tcW w:type="dxa" w:w="1040"/>
+          </w:tcPr>
+          <w:p>
+            <w:r/>
+            <w:r>
+              <w:rPr>
+                <w:rFonts w:ascii="Arial" w:hAnsi="Arial"/>
+                <w:sz w:val="22"/>
+              </w:rPr>
+              <w:t>base</w:t>
+            </w:r>
+          </w:p>
+        </w:tc>
+        <w:tc>
+          <w:tcPr>
+            <w:tcW w:type="dxa" w:w="1040"/>
           </w:tcPr>
           <w:p>
             <w:r/>
@@ -5230,52 +5281,67 @@
         </w:tc>
         <w:tc>
           <w:tcPr>
-            <w:tcW w:type="dxa" w:w="1337"/>
-          </w:tcPr>
-          <w:p>
-            <w:r/>
-            <w:r>
-              <w:rPr>
-                <w:rFonts w:ascii="Arial" w:hAnsi="Arial"/>
-                <w:sz w:val="22"/>
-              </w:rPr>
-              <w:t>0.05</w:t>
-            </w:r>
-          </w:p>
-        </w:tc>
-        <w:tc>
-          <w:tcPr>
-            <w:tcW w:type="dxa" w:w="1337"/>
-          </w:tcPr>
-          <w:p>
-            <w:r/>
-            <w:r>
-              <w:rPr>
-                <w:rFonts w:ascii="Arial" w:hAnsi="Arial"/>
-                <w:sz w:val="22"/>
-              </w:rPr>
-              <w:t>0.25</w:t>
-            </w:r>
-          </w:p>
-        </w:tc>
-        <w:tc>
-          <w:tcPr>
-            <w:tcW w:type="dxa" w:w="1337"/>
-          </w:tcPr>
-          <w:p>
-            <w:r/>
-            <w:r>
-              <w:rPr>
-                <w:rFonts w:ascii="Arial" w:hAnsi="Arial"/>
-                <w:sz w:val="22"/>
-              </w:rPr>
-              <w:t>125 bps</w:t>
-            </w:r>
-          </w:p>
-        </w:tc>
-        <w:tc>
-          <w:tcPr>
-            <w:tcW w:type="dxa" w:w="1337"/>
+            <w:tcW w:type="dxa" w:w="1040"/>
+          </w:tcPr>
+          <w:p>
+            <w:r/>
+            <w:r>
+              <w:rPr>
+                <w:rFonts w:ascii="Arial" w:hAnsi="Arial"/>
+                <w:sz w:val="22"/>
+              </w:rPr>
+              <w:t>0.02</w:t>
+            </w:r>
+          </w:p>
+        </w:tc>
+        <w:tc>
+          <w:tcPr>
+            <w:tcW w:type="dxa" w:w="1040"/>
+          </w:tcPr>
+          <w:p>
+            <w:r/>
+            <w:r>
+              <w:rPr>
+                <w:rFonts w:ascii="Arial" w:hAnsi="Arial"/>
+                <w:sz w:val="22"/>
+              </w:rPr>
+              <w:t>0.21</w:t>
+            </w:r>
+          </w:p>
+        </w:tc>
+        <w:tc>
+          <w:tcPr>
+            <w:tcW w:type="dxa" w:w="1040"/>
+          </w:tcPr>
+          <w:p>
+            <w:r/>
+            <w:r>
+              <w:rPr>
+                <w:rFonts w:ascii="Arial" w:hAnsi="Arial"/>
+                <w:sz w:val="22"/>
+              </w:rPr>
+              <w:t>46 bps</w:t>
+            </w:r>
+          </w:p>
+        </w:tc>
+        <w:tc>
+          <w:tcPr>
+            <w:tcW w:type="dxa" w:w="1040"/>
+          </w:tcPr>
+          <w:p>
+            <w:r/>
+            <w:r>
+              <w:rPr>
+                <w:rFonts w:ascii="Arial" w:hAnsi="Arial"/>
+                <w:sz w:val="22"/>
+              </w:rPr>
+              <w:t>46 bps</w:t>
+            </w:r>
+          </w:p>
+        </w:tc>
+        <w:tc>
+          <w:tcPr>
+            <w:tcW w:type="dxa" w:w="1040"/>
           </w:tcPr>
           <w:p>
             <w:r/>
@@ -5292,97 +5358,127 @@
       <w:tr>
         <w:tc>
           <w:tcPr>
-            <w:tcW w:type="dxa" w:w="1337"/>
-          </w:tcPr>
-          <w:p>
-            <w:r/>
-            <w:r>
-              <w:rPr>
-                <w:rFonts w:ascii="Arial" w:hAnsi="Arial"/>
-                <w:sz w:val="22"/>
-              </w:rPr>
-              <w:t>Corporate General</w:t>
-            </w:r>
-          </w:p>
-        </w:tc>
-        <w:tc>
-          <w:tcPr>
-            <w:tcW w:type="dxa" w:w="1337"/>
-          </w:tcPr>
-          <w:p>
-            <w:r/>
-            <w:r>
-              <w:rPr>
-                <w:rFonts w:ascii="Arial" w:hAnsi="Arial"/>
-                <w:sz w:val="22"/>
-              </w:rPr>
-              <w:t>corporate_general</w:t>
-            </w:r>
-          </w:p>
-        </w:tc>
-        <w:tc>
-          <w:tcPr>
-            <w:tcW w:type="dxa" w:w="1337"/>
-          </w:tcPr>
-          <w:p>
-            <w:r/>
-            <w:r>
-              <w:rPr>
-                <w:rFonts w:ascii="Arial" w:hAnsi="Arial"/>
-                <w:sz w:val="22"/>
-              </w:rPr>
-              <w:t>77 bps</w:t>
-            </w:r>
-          </w:p>
-        </w:tc>
-        <w:tc>
-          <w:tcPr>
-            <w:tcW w:type="dxa" w:w="1337"/>
-          </w:tcPr>
-          <w:p>
-            <w:r/>
-            <w:r>
-              <w:rPr>
-                <w:rFonts w:ascii="Arial" w:hAnsi="Arial"/>
-                <w:sz w:val="22"/>
-              </w:rPr>
-              <w:t>0.03</w:t>
-            </w:r>
-          </w:p>
-        </w:tc>
-        <w:tc>
-          <w:tcPr>
-            <w:tcW w:type="dxa" w:w="1337"/>
-          </w:tcPr>
-          <w:p>
-            <w:r/>
-            <w:r>
-              <w:rPr>
-                <w:rFonts w:ascii="Arial" w:hAnsi="Arial"/>
-                <w:sz w:val="22"/>
-              </w:rPr>
-              <w:t>0.55</w:t>
-            </w:r>
-          </w:p>
-        </w:tc>
-        <w:tc>
-          <w:tcPr>
-            <w:tcW w:type="dxa" w:w="1337"/>
-          </w:tcPr>
-          <w:p>
-            <w:r/>
-            <w:r>
-              <w:rPr>
-                <w:rFonts w:ascii="Arial" w:hAnsi="Arial"/>
-                <w:sz w:val="22"/>
-              </w:rPr>
-              <w:t>139 bps</w:t>
-            </w:r>
-          </w:p>
-        </w:tc>
-        <w:tc>
-          <w:tcPr>
-            <w:tcW w:type="dxa" w:w="1337"/>
+            <w:tcW w:type="dxa" w:w="1040"/>
+          </w:tcPr>
+          <w:p>
+            <w:r/>
+            <w:r>
+              <w:rPr>
+                <w:rFonts w:ascii="Arial" w:hAnsi="Arial"/>
+                <w:sz w:val="22"/>
+              </w:rPr>
+              <w:t>Commercial Property</w:t>
+            </w:r>
+          </w:p>
+        </w:tc>
+        <w:tc>
+          <w:tcPr>
+            <w:tcW w:type="dxa" w:w="1040"/>
+          </w:tcPr>
+          <w:p>
+            <w:r/>
+            <w:r>
+              <w:rPr>
+                <w:rFonts w:ascii="Arial" w:hAnsi="Arial"/>
+                <w:sz w:val="22"/>
+              </w:rPr>
+              <w:t>commercial_property</w:t>
+            </w:r>
+          </w:p>
+        </w:tc>
+        <w:tc>
+          <w:tcPr>
+            <w:tcW w:type="dxa" w:w="1040"/>
+          </w:tcPr>
+          <w:p>
+            <w:r/>
+            <w:r>
+              <w:rPr>
+                <w:rFonts w:ascii="Arial" w:hAnsi="Arial"/>
+                <w:sz w:val="22"/>
+              </w:rPr>
+              <w:t>mild</w:t>
+            </w:r>
+          </w:p>
+        </w:tc>
+        <w:tc>
+          <w:tcPr>
+            <w:tcW w:type="dxa" w:w="1040"/>
+          </w:tcPr>
+          <w:p>
+            <w:r/>
+            <w:r>
+              <w:rPr>
+                <w:rFonts w:ascii="Arial" w:hAnsi="Arial"/>
+                <w:sz w:val="22"/>
+              </w:rPr>
+              <w:t>46 bps</w:t>
+            </w:r>
+          </w:p>
+        </w:tc>
+        <w:tc>
+          <w:tcPr>
+            <w:tcW w:type="dxa" w:w="1040"/>
+          </w:tcPr>
+          <w:p>
+            <w:r/>
+            <w:r>
+              <w:rPr>
+                <w:rFonts w:ascii="Arial" w:hAnsi="Arial"/>
+                <w:sz w:val="22"/>
+              </w:rPr>
+              <w:t>0.05</w:t>
+            </w:r>
+          </w:p>
+        </w:tc>
+        <w:tc>
+          <w:tcPr>
+            <w:tcW w:type="dxa" w:w="1040"/>
+          </w:tcPr>
+          <w:p>
+            <w:r/>
+            <w:r>
+              <w:rPr>
+                <w:rFonts w:ascii="Arial" w:hAnsi="Arial"/>
+                <w:sz w:val="22"/>
+              </w:rPr>
+              <w:t>0.25</w:t>
+            </w:r>
+          </w:p>
+        </w:tc>
+        <w:tc>
+          <w:tcPr>
+            <w:tcW w:type="dxa" w:w="1040"/>
+          </w:tcPr>
+          <w:p>
+            <w:r/>
+            <w:r>
+              <w:rPr>
+                <w:rFonts w:ascii="Arial" w:hAnsi="Arial"/>
+                <w:sz w:val="22"/>
+              </w:rPr>
+              <w:t>125 bps</w:t>
+            </w:r>
+          </w:p>
+        </w:tc>
+        <w:tc>
+          <w:tcPr>
+            <w:tcW w:type="dxa" w:w="1040"/>
+          </w:tcPr>
+          <w:p>
+            <w:r/>
+            <w:r>
+              <w:rPr>
+                <w:rFonts w:ascii="Arial" w:hAnsi="Arial"/>
+                <w:sz w:val="22"/>
+              </w:rPr>
+              <w:t>138 bps</w:t>
+            </w:r>
+          </w:p>
+        </w:tc>
+        <w:tc>
+          <w:tcPr>
+            <w:tcW w:type="dxa" w:w="1040"/>
           </w:tcPr>
           <w:p>
             <w:r/>
@@ -5399,52 +5495,67 @@
       <w:tr>
         <w:tc>
           <w:tcPr>
-            <w:tcW w:type="dxa" w:w="1337"/>
-          </w:tcPr>
-          <w:p>
-            <w:r/>
-            <w:r>
-              <w:rPr>
-                <w:rFonts w:ascii="Arial" w:hAnsi="Arial"/>
-                <w:sz w:val="22"/>
-              </w:rPr>
-              <w:t>Corporate SME</w:t>
-            </w:r>
-          </w:p>
-        </w:tc>
-        <w:tc>
-          <w:tcPr>
-            <w:tcW w:type="dxa" w:w="1337"/>
-          </w:tcPr>
-          <w:p>
-            <w:r/>
-            <w:r>
-              <w:rPr>
-                <w:rFonts w:ascii="Arial" w:hAnsi="Arial"/>
-                <w:sz w:val="22"/>
-              </w:rPr>
-              <w:t>term_loan</w:t>
-            </w:r>
-          </w:p>
-        </w:tc>
-        <w:tc>
-          <w:tcPr>
-            <w:tcW w:type="dxa" w:w="1337"/>
-          </w:tcPr>
-          <w:p>
-            <w:r/>
-            <w:r>
-              <w:rPr>
-                <w:rFonts w:ascii="Arial" w:hAnsi="Arial"/>
-                <w:sz w:val="22"/>
-              </w:rPr>
-              <w:t>117 bps</w:t>
-            </w:r>
-          </w:p>
-        </w:tc>
-        <w:tc>
-          <w:tcPr>
-            <w:tcW w:type="dxa" w:w="1337"/>
+            <w:tcW w:type="dxa" w:w="1040"/>
+          </w:tcPr>
+          <w:p>
+            <w:r/>
+            <w:r>
+              <w:rPr>
+                <w:rFonts w:ascii="Arial" w:hAnsi="Arial"/>
+                <w:sz w:val="22"/>
+              </w:rPr>
+              <w:t>Commercial Property</w:t>
+            </w:r>
+          </w:p>
+        </w:tc>
+        <w:tc>
+          <w:tcPr>
+            <w:tcW w:type="dxa" w:w="1040"/>
+          </w:tcPr>
+          <w:p>
+            <w:r/>
+            <w:r>
+              <w:rPr>
+                <w:rFonts w:ascii="Arial" w:hAnsi="Arial"/>
+                <w:sz w:val="22"/>
+              </w:rPr>
+              <w:t>commercial_property</w:t>
+            </w:r>
+          </w:p>
+        </w:tc>
+        <w:tc>
+          <w:tcPr>
+            <w:tcW w:type="dxa" w:w="1040"/>
+          </w:tcPr>
+          <w:p>
+            <w:r/>
+            <w:r>
+              <w:rPr>
+                <w:rFonts w:ascii="Arial" w:hAnsi="Arial"/>
+                <w:sz w:val="22"/>
+              </w:rPr>
+              <w:t>severe</w:t>
+            </w:r>
+          </w:p>
+        </w:tc>
+        <w:tc>
+          <w:tcPr>
+            <w:tcW w:type="dxa" w:w="1040"/>
+          </w:tcPr>
+          <w:p>
+            <w:r/>
+            <w:r>
+              <w:rPr>
+                <w:rFonts w:ascii="Arial" w:hAnsi="Arial"/>
+                <w:sz w:val="22"/>
+              </w:rPr>
+              <w:t>46 bps</w:t>
+            </w:r>
+          </w:p>
+        </w:tc>
+        <w:tc>
+          <w:tcPr>
+            <w:tcW w:type="dxa" w:w="1040"/>
           </w:tcPr>
           <w:p>
             <w:r/>
@@ -5459,37 +5570,52 @@
         </w:tc>
         <w:tc>
           <w:tcPr>
-            <w:tcW w:type="dxa" w:w="1337"/>
-          </w:tcPr>
-          <w:p>
-            <w:r/>
-            <w:r>
-              <w:rPr>
-                <w:rFonts w:ascii="Arial" w:hAnsi="Arial"/>
-                <w:sz w:val="22"/>
-              </w:rPr>
-              <w:t>0.50</w:t>
-            </w:r>
-          </w:p>
-        </w:tc>
-        <w:tc>
-          <w:tcPr>
-            <w:tcW w:type="dxa" w:w="1337"/>
-          </w:tcPr>
-          <w:p>
-            <w:r/>
-            <w:r>
-              <w:rPr>
-                <w:rFonts w:ascii="Arial" w:hAnsi="Arial"/>
-                <w:sz w:val="22"/>
-              </w:rPr>
-              <w:t>301 bps</w:t>
-            </w:r>
-          </w:p>
-        </w:tc>
-        <w:tc>
-          <w:tcPr>
-            <w:tcW w:type="dxa" w:w="1337"/>
+            <w:tcW w:type="dxa" w:w="1040"/>
+          </w:tcPr>
+          <w:p>
+            <w:r/>
+            <w:r>
+              <w:rPr>
+                <w:rFonts w:ascii="Arial" w:hAnsi="Arial"/>
+                <w:sz w:val="22"/>
+              </w:rPr>
+              <w:t>0.29</w:t>
+            </w:r>
+          </w:p>
+        </w:tc>
+        <w:tc>
+          <w:tcPr>
+            <w:tcW w:type="dxa" w:w="1040"/>
+          </w:tcPr>
+          <w:p>
+            <w:r/>
+            <w:r>
+              <w:rPr>
+                <w:rFonts w:ascii="Arial" w:hAnsi="Arial"/>
+                <w:sz w:val="22"/>
+              </w:rPr>
+              <w:t>161 bps</w:t>
+            </w:r>
+          </w:p>
+        </w:tc>
+        <w:tc>
+          <w:tcPr>
+            <w:tcW w:type="dxa" w:w="1040"/>
+          </w:tcPr>
+          <w:p>
+            <w:r/>
+            <w:r>
+              <w:rPr>
+                <w:rFonts w:ascii="Arial" w:hAnsi="Arial"/>
+                <w:sz w:val="22"/>
+              </w:rPr>
+              <w:t>201 bps</w:t>
+            </w:r>
+          </w:p>
+        </w:tc>
+        <w:tc>
+          <w:tcPr>
+            <w:tcW w:type="dxa" w:w="1040"/>
           </w:tcPr>
           <w:p>
             <w:r/>
@@ -5506,106 +5632,136 @@
       <w:tr>
         <w:tc>
           <w:tcPr>
-            <w:tcW w:type="dxa" w:w="1337"/>
-          </w:tcPr>
-          <w:p>
-            <w:r/>
-            <w:r>
-              <w:rPr>
-                <w:rFonts w:ascii="Arial" w:hAnsi="Arial"/>
-                <w:sz w:val="22"/>
-              </w:rPr>
-              <w:t>Development</w:t>
-            </w:r>
-          </w:p>
-        </w:tc>
-        <w:tc>
-          <w:tcPr>
-            <w:tcW w:type="dxa" w:w="1337"/>
-          </w:tcPr>
-          <w:p>
-            <w:r/>
-            <w:r>
-              <w:rPr>
-                <w:rFonts w:ascii="Arial" w:hAnsi="Arial"/>
-                <w:sz w:val="22"/>
-              </w:rPr>
-              <w:t>development</w:t>
-            </w:r>
-          </w:p>
-        </w:tc>
-        <w:tc>
-          <w:tcPr>
-            <w:tcW w:type="dxa" w:w="1337"/>
-          </w:tcPr>
-          <w:p>
-            <w:r/>
-            <w:r>
-              <w:rPr>
-                <w:rFonts w:ascii="Arial" w:hAnsi="Arial"/>
-                <w:sz w:val="22"/>
-              </w:rPr>
-              <w:t>63 bps</w:t>
-            </w:r>
-          </w:p>
-        </w:tc>
-        <w:tc>
-          <w:tcPr>
-            <w:tcW w:type="dxa" w:w="1337"/>
-          </w:tcPr>
-          <w:p>
-            <w:r/>
-            <w:r>
-              <w:rPr>
-                <w:rFonts w:ascii="Arial" w:hAnsi="Arial"/>
-                <w:sz w:val="22"/>
-              </w:rPr>
-              <w:t>0.05</w:t>
-            </w:r>
-          </w:p>
-        </w:tc>
-        <w:tc>
-          <w:tcPr>
-            <w:tcW w:type="dxa" w:w="1337"/>
-          </w:tcPr>
-          <w:p>
-            <w:r/>
-            <w:r>
-              <w:rPr>
-                <w:rFonts w:ascii="Arial" w:hAnsi="Arial"/>
-                <w:sz w:val="22"/>
-              </w:rPr>
-              <w:t>0.42</w:t>
-            </w:r>
-          </w:p>
-        </w:tc>
-        <w:tc>
-          <w:tcPr>
-            <w:tcW w:type="dxa" w:w="1337"/>
-          </w:tcPr>
-          <w:p>
-            <w:r/>
-            <w:r>
-              <w:rPr>
-                <w:rFonts w:ascii="Arial" w:hAnsi="Arial"/>
-                <w:sz w:val="22"/>
-              </w:rPr>
-              <w:t>210 bps</w:t>
-            </w:r>
-          </w:p>
-        </w:tc>
-        <w:tc>
-          <w:tcPr>
-            <w:tcW w:type="dxa" w:w="1337"/>
-          </w:tcPr>
-          <w:p>
-            <w:r/>
-            <w:r>
-              <w:rPr>
-                <w:rFonts w:ascii="Arial" w:hAnsi="Arial"/>
-                <w:sz w:val="22"/>
-              </w:rPr>
-              <w:t>2024-12-31</w:t>
+            <w:tcW w:type="dxa" w:w="1040"/>
+          </w:tcPr>
+          <w:p>
+            <w:r/>
+            <w:r>
+              <w:rPr>
+                <w:rFonts w:ascii="Arial" w:hAnsi="Arial"/>
+                <w:sz w:val="22"/>
+              </w:rPr>
+              <w:t>Corporate General</w:t>
+            </w:r>
+          </w:p>
+        </w:tc>
+        <w:tc>
+          <w:tcPr>
+            <w:tcW w:type="dxa" w:w="1040"/>
+          </w:tcPr>
+          <w:p>
+            <w:r/>
+            <w:r>
+              <w:rPr>
+                <w:rFonts w:ascii="Arial" w:hAnsi="Arial"/>
+                <w:sz w:val="22"/>
+              </w:rPr>
+              <w:t>corporate_general</w:t>
+            </w:r>
+          </w:p>
+        </w:tc>
+        <w:tc>
+          <w:tcPr>
+            <w:tcW w:type="dxa" w:w="1040"/>
+          </w:tcPr>
+          <w:p>
+            <w:r/>
+            <w:r>
+              <w:rPr>
+                <w:rFonts w:ascii="Arial" w:hAnsi="Arial"/>
+                <w:sz w:val="22"/>
+              </w:rPr>
+              <w:t>base</w:t>
+            </w:r>
+          </w:p>
+        </w:tc>
+        <w:tc>
+          <w:tcPr>
+            <w:tcW w:type="dxa" w:w="1040"/>
+          </w:tcPr>
+          <w:p>
+            <w:r/>
+            <w:r>
+              <w:rPr>
+                <w:rFonts w:ascii="Arial" w:hAnsi="Arial"/>
+                <w:sz w:val="22"/>
+              </w:rPr>
+              <w:t>77 bps</w:t>
+            </w:r>
+          </w:p>
+        </w:tc>
+        <w:tc>
+          <w:tcPr>
+            <w:tcW w:type="dxa" w:w="1040"/>
+          </w:tcPr>
+          <w:p>
+            <w:r/>
+            <w:r>
+              <w:rPr>
+                <w:rFonts w:ascii="Arial" w:hAnsi="Arial"/>
+                <w:sz w:val="22"/>
+              </w:rPr>
+              <w:t>0.02</w:t>
+            </w:r>
+          </w:p>
+        </w:tc>
+        <w:tc>
+          <w:tcPr>
+            <w:tcW w:type="dxa" w:w="1040"/>
+          </w:tcPr>
+          <w:p>
+            <w:r/>
+            <w:r>
+              <w:rPr>
+                <w:rFonts w:ascii="Arial" w:hAnsi="Arial"/>
+                <w:sz w:val="22"/>
+              </w:rPr>
+              <w:t>0.45</w:t>
+            </w:r>
+          </w:p>
+        </w:tc>
+        <w:tc>
+          <w:tcPr>
+            <w:tcW w:type="dxa" w:w="1040"/>
+          </w:tcPr>
+          <w:p>
+            <w:r/>
+            <w:r>
+              <w:rPr>
+                <w:rFonts w:ascii="Arial" w:hAnsi="Arial"/>
+                <w:sz w:val="22"/>
+              </w:rPr>
+              <w:t>77 bps</w:t>
+            </w:r>
+          </w:p>
+        </w:tc>
+        <w:tc>
+          <w:tcPr>
+            <w:tcW w:type="dxa" w:w="1040"/>
+          </w:tcPr>
+          <w:p>
+            <w:r/>
+            <w:r>
+              <w:rPr>
+                <w:rFonts w:ascii="Arial" w:hAnsi="Arial"/>
+                <w:sz w:val="22"/>
+              </w:rPr>
+              <w:t>77 bps</w:t>
+            </w:r>
+          </w:p>
+        </w:tc>
+        <w:tc>
+          <w:tcPr>
+            <w:tcW w:type="dxa" w:w="1040"/>
+          </w:tcPr>
+          <w:p>
+            <w:r/>
+            <w:r>
+              <w:rPr>
+                <w:rFonts w:ascii="Arial" w:hAnsi="Arial"/>
+                <w:sz w:val="22"/>
+              </w:rPr>
+              <w:t>2025-09-30</w:t>
             </w:r>
           </w:p>
         </w:tc>
@@ -5613,97 +5769,127 @@
       <w:tr>
         <w:tc>
           <w:tcPr>
-            <w:tcW w:type="dxa" w:w="1337"/>
-          </w:tcPr>
-          <w:p>
-            <w:r/>
-            <w:r>
-              <w:rPr>
-                <w:rFonts w:ascii="Arial" w:hAnsi="Arial"/>
-                <w:sz w:val="22"/>
-              </w:rPr>
-              <w:t>Financial Institution</w:t>
-            </w:r>
-          </w:p>
-        </w:tc>
-        <w:tc>
-          <w:tcPr>
-            <w:tcW w:type="dxa" w:w="1337"/>
-          </w:tcPr>
-          <w:p>
-            <w:r/>
-            <w:r>
-              <w:rPr>
-                <w:rFonts w:ascii="Arial" w:hAnsi="Arial"/>
-                <w:sz w:val="22"/>
-              </w:rPr>
-              <w:t>financial_institution</w:t>
-            </w:r>
-          </w:p>
-        </w:tc>
-        <w:tc>
-          <w:tcPr>
-            <w:tcW w:type="dxa" w:w="1337"/>
-          </w:tcPr>
-          <w:p>
-            <w:r/>
-            <w:r>
-              <w:rPr>
-                <w:rFonts w:ascii="Arial" w:hAnsi="Arial"/>
-                <w:sz w:val="22"/>
-              </w:rPr>
-              <w:t>24 bps</w:t>
-            </w:r>
-          </w:p>
-        </w:tc>
-        <w:tc>
-          <w:tcPr>
-            <w:tcW w:type="dxa" w:w="1337"/>
-          </w:tcPr>
-          <w:p>
-            <w:r/>
-            <w:r>
-              <w:rPr>
-                <w:rFonts w:ascii="Arial" w:hAnsi="Arial"/>
-                <w:sz w:val="22"/>
-              </w:rPr>
-              <w:t>0.01</w:t>
-            </w:r>
-          </w:p>
-        </w:tc>
-        <w:tc>
-          <w:tcPr>
-            <w:tcW w:type="dxa" w:w="1337"/>
-          </w:tcPr>
-          <w:p>
-            <w:r/>
-            <w:r>
-              <w:rPr>
-                <w:rFonts w:ascii="Arial" w:hAnsi="Arial"/>
-                <w:sz w:val="22"/>
-              </w:rPr>
-              <w:t>0.59</w:t>
-            </w:r>
-          </w:p>
-        </w:tc>
-        <w:tc>
-          <w:tcPr>
-            <w:tcW w:type="dxa" w:w="1337"/>
-          </w:tcPr>
-          <w:p>
-            <w:r/>
-            <w:r>
-              <w:rPr>
-                <w:rFonts w:ascii="Arial" w:hAnsi="Arial"/>
-                <w:sz w:val="22"/>
-              </w:rPr>
-              <w:t>43 bps</w:t>
-            </w:r>
-          </w:p>
-        </w:tc>
-        <w:tc>
-          <w:tcPr>
-            <w:tcW w:type="dxa" w:w="1337"/>
+            <w:tcW w:type="dxa" w:w="1040"/>
+          </w:tcPr>
+          <w:p>
+            <w:r/>
+            <w:r>
+              <w:rPr>
+                <w:rFonts w:ascii="Arial" w:hAnsi="Arial"/>
+                <w:sz w:val="22"/>
+              </w:rPr>
+              <w:t>Corporate General</w:t>
+            </w:r>
+          </w:p>
+        </w:tc>
+        <w:tc>
+          <w:tcPr>
+            <w:tcW w:type="dxa" w:w="1040"/>
+          </w:tcPr>
+          <w:p>
+            <w:r/>
+            <w:r>
+              <w:rPr>
+                <w:rFonts w:ascii="Arial" w:hAnsi="Arial"/>
+                <w:sz w:val="22"/>
+              </w:rPr>
+              <w:t>corporate_general</w:t>
+            </w:r>
+          </w:p>
+        </w:tc>
+        <w:tc>
+          <w:tcPr>
+            <w:tcW w:type="dxa" w:w="1040"/>
+          </w:tcPr>
+          <w:p>
+            <w:r/>
+            <w:r>
+              <w:rPr>
+                <w:rFonts w:ascii="Arial" w:hAnsi="Arial"/>
+                <w:sz w:val="22"/>
+              </w:rPr>
+              <w:t>mild</w:t>
+            </w:r>
+          </w:p>
+        </w:tc>
+        <w:tc>
+          <w:tcPr>
+            <w:tcW w:type="dxa" w:w="1040"/>
+          </w:tcPr>
+          <w:p>
+            <w:r/>
+            <w:r>
+              <w:rPr>
+                <w:rFonts w:ascii="Arial" w:hAnsi="Arial"/>
+                <w:sz w:val="22"/>
+              </w:rPr>
+              <w:t>77 bps</w:t>
+            </w:r>
+          </w:p>
+        </w:tc>
+        <w:tc>
+          <w:tcPr>
+            <w:tcW w:type="dxa" w:w="1040"/>
+          </w:tcPr>
+          <w:p>
+            <w:r/>
+            <w:r>
+              <w:rPr>
+                <w:rFonts w:ascii="Arial" w:hAnsi="Arial"/>
+                <w:sz w:val="22"/>
+              </w:rPr>
+              <w:t>0.03</w:t>
+            </w:r>
+          </w:p>
+        </w:tc>
+        <w:tc>
+          <w:tcPr>
+            <w:tcW w:type="dxa" w:w="1040"/>
+          </w:tcPr>
+          <w:p>
+            <w:r/>
+            <w:r>
+              <w:rPr>
+                <w:rFonts w:ascii="Arial" w:hAnsi="Arial"/>
+                <w:sz w:val="22"/>
+              </w:rPr>
+              <w:t>0.55</w:t>
+            </w:r>
+          </w:p>
+        </w:tc>
+        <w:tc>
+          <w:tcPr>
+            <w:tcW w:type="dxa" w:w="1040"/>
+          </w:tcPr>
+          <w:p>
+            <w:r/>
+            <w:r>
+              <w:rPr>
+                <w:rFonts w:ascii="Arial" w:hAnsi="Arial"/>
+                <w:sz w:val="22"/>
+              </w:rPr>
+              <w:t>139 bps</w:t>
+            </w:r>
+          </w:p>
+        </w:tc>
+        <w:tc>
+          <w:tcPr>
+            <w:tcW w:type="dxa" w:w="1040"/>
+          </w:tcPr>
+          <w:p>
+            <w:r/>
+            <w:r>
+              <w:rPr>
+                <w:rFonts w:ascii="Arial" w:hAnsi="Arial"/>
+                <w:sz w:val="22"/>
+              </w:rPr>
+              <w:t>153 bps</w:t>
+            </w:r>
+          </w:p>
+        </w:tc>
+        <w:tc>
+          <w:tcPr>
+            <w:tcW w:type="dxa" w:w="1040"/>
           </w:tcPr>
           <w:p>
             <w:r/>
@@ -5720,97 +5906,127 @@
       <w:tr>
         <w:tc>
           <w:tcPr>
-            <w:tcW w:type="dxa" w:w="1337"/>
-          </w:tcPr>
-          <w:p>
-            <w:r/>
-            <w:r>
-              <w:rPr>
-                <w:rFonts w:ascii="Arial" w:hAnsi="Arial"/>
-                <w:sz w:val="22"/>
-              </w:rPr>
-              <w:t>Residential Mortgage</w:t>
-            </w:r>
-          </w:p>
-        </w:tc>
-        <w:tc>
-          <w:tcPr>
-            <w:tcW w:type="dxa" w:w="1337"/>
-          </w:tcPr>
-          <w:p>
-            <w:r/>
-            <w:r>
-              <w:rPr>
-                <w:rFonts w:ascii="Arial" w:hAnsi="Arial"/>
-                <w:sz w:val="22"/>
-              </w:rPr>
-              <w:t>residential_mortgage</w:t>
-            </w:r>
-          </w:p>
-        </w:tc>
-        <w:tc>
-          <w:tcPr>
-            <w:tcW w:type="dxa" w:w="1337"/>
-          </w:tcPr>
-          <w:p>
-            <w:r/>
-            <w:r>
-              <w:rPr>
-                <w:rFonts w:ascii="Arial" w:hAnsi="Arial"/>
-                <w:sz w:val="22"/>
-              </w:rPr>
-              <w:t>14 bps</w:t>
-            </w:r>
-          </w:p>
-        </w:tc>
-        <w:tc>
-          <w:tcPr>
-            <w:tcW w:type="dxa" w:w="1337"/>
-          </w:tcPr>
-          <w:p>
-            <w:r/>
-            <w:r>
-              <w:rPr>
-                <w:rFonts w:ascii="Arial" w:hAnsi="Arial"/>
-                <w:sz w:val="22"/>
-              </w:rPr>
-              <w:t>0.01</w:t>
-            </w:r>
-          </w:p>
-        </w:tc>
-        <w:tc>
-          <w:tcPr>
-            <w:tcW w:type="dxa" w:w="1337"/>
-          </w:tcPr>
-          <w:p>
-            <w:r/>
-            <w:r>
-              <w:rPr>
-                <w:rFonts w:ascii="Arial" w:hAnsi="Arial"/>
-                <w:sz w:val="22"/>
-              </w:rPr>
-              <w:t>0.21</w:t>
-            </w:r>
-          </w:p>
-        </w:tc>
-        <w:tc>
-          <w:tcPr>
-            <w:tcW w:type="dxa" w:w="1337"/>
-          </w:tcPr>
-          <w:p>
-            <w:r/>
-            <w:r>
-              <w:rPr>
-                <w:rFonts w:ascii="Arial" w:hAnsi="Arial"/>
-                <w:sz w:val="22"/>
-              </w:rPr>
-              <w:t>25 bps</w:t>
-            </w:r>
-          </w:p>
-        </w:tc>
-        <w:tc>
-          <w:tcPr>
-            <w:tcW w:type="dxa" w:w="1337"/>
+            <w:tcW w:type="dxa" w:w="1040"/>
+          </w:tcPr>
+          <w:p>
+            <w:r/>
+            <w:r>
+              <w:rPr>
+                <w:rFonts w:ascii="Arial" w:hAnsi="Arial"/>
+                <w:sz w:val="22"/>
+              </w:rPr>
+              <w:t>Corporate General</w:t>
+            </w:r>
+          </w:p>
+        </w:tc>
+        <w:tc>
+          <w:tcPr>
+            <w:tcW w:type="dxa" w:w="1040"/>
+          </w:tcPr>
+          <w:p>
+            <w:r/>
+            <w:r>
+              <w:rPr>
+                <w:rFonts w:ascii="Arial" w:hAnsi="Arial"/>
+                <w:sz w:val="22"/>
+              </w:rPr>
+              <w:t>corporate_general</w:t>
+            </w:r>
+          </w:p>
+        </w:tc>
+        <w:tc>
+          <w:tcPr>
+            <w:tcW w:type="dxa" w:w="1040"/>
+          </w:tcPr>
+          <w:p>
+            <w:r/>
+            <w:r>
+              <w:rPr>
+                <w:rFonts w:ascii="Arial" w:hAnsi="Arial"/>
+                <w:sz w:val="22"/>
+              </w:rPr>
+              <w:t>severe</w:t>
+            </w:r>
+          </w:p>
+        </w:tc>
+        <w:tc>
+          <w:tcPr>
+            <w:tcW w:type="dxa" w:w="1040"/>
+          </w:tcPr>
+          <w:p>
+            <w:r/>
+            <w:r>
+              <w:rPr>
+                <w:rFonts w:ascii="Arial" w:hAnsi="Arial"/>
+                <w:sz w:val="22"/>
+              </w:rPr>
+              <w:t>77 bps</w:t>
+            </w:r>
+          </w:p>
+        </w:tc>
+        <w:tc>
+          <w:tcPr>
+            <w:tcW w:type="dxa" w:w="1040"/>
+          </w:tcPr>
+          <w:p>
+            <w:r/>
+            <w:r>
+              <w:rPr>
+                <w:rFonts w:ascii="Arial" w:hAnsi="Arial"/>
+                <w:sz w:val="22"/>
+              </w:rPr>
+              <w:t>0.04</w:t>
+            </w:r>
+          </w:p>
+        </w:tc>
+        <w:tc>
+          <w:tcPr>
+            <w:tcW w:type="dxa" w:w="1040"/>
+          </w:tcPr>
+          <w:p>
+            <w:r/>
+            <w:r>
+              <w:rPr>
+                <w:rFonts w:ascii="Arial" w:hAnsi="Arial"/>
+                <w:sz w:val="22"/>
+              </w:rPr>
+              <w:t>0.64</w:t>
+            </w:r>
+          </w:p>
+        </w:tc>
+        <w:tc>
+          <w:tcPr>
+            <w:tcW w:type="dxa" w:w="1040"/>
+          </w:tcPr>
+          <w:p>
+            <w:r/>
+            <w:r>
+              <w:rPr>
+                <w:rFonts w:ascii="Arial" w:hAnsi="Arial"/>
+                <w:sz w:val="22"/>
+              </w:rPr>
+              <w:t>270 bps</w:t>
+            </w:r>
+          </w:p>
+        </w:tc>
+        <w:tc>
+          <w:tcPr>
+            <w:tcW w:type="dxa" w:w="1040"/>
+          </w:tcPr>
+          <w:p>
+            <w:r/>
+            <w:r>
+              <w:rPr>
+                <w:rFonts w:ascii="Arial" w:hAnsi="Arial"/>
+                <w:sz w:val="22"/>
+              </w:rPr>
+              <w:t>337 bps</w:t>
+            </w:r>
+          </w:p>
+        </w:tc>
+        <w:tc>
+          <w:tcPr>
+            <w:tcW w:type="dxa" w:w="1040"/>
           </w:tcPr>
           <w:p>
             <w:r/>
@@ -5827,97 +6043,127 @@
       <w:tr>
         <w:tc>
           <w:tcPr>
-            <w:tcW w:type="dxa" w:w="1337"/>
-          </w:tcPr>
-          <w:p>
-            <w:r/>
-            <w:r>
-              <w:rPr>
-                <w:rFonts w:ascii="Arial" w:hAnsi="Arial"/>
-                <w:sz w:val="22"/>
-              </w:rPr>
-              <w:t>Retail Other</w:t>
-            </w:r>
-          </w:p>
-        </w:tc>
-        <w:tc>
-          <w:tcPr>
-            <w:tcW w:type="dxa" w:w="1337"/>
-          </w:tcPr>
-          <w:p>
-            <w:r/>
-            <w:r>
-              <w:rPr>
-                <w:rFonts w:ascii="Arial" w:hAnsi="Arial"/>
-                <w:sz w:val="22"/>
-              </w:rPr>
-              <w:t>retail_other</w:t>
-            </w:r>
-          </w:p>
-        </w:tc>
-        <w:tc>
-          <w:tcPr>
-            <w:tcW w:type="dxa" w:w="1337"/>
-          </w:tcPr>
-          <w:p>
-            <w:r/>
-            <w:r>
-              <w:rPr>
-                <w:rFonts w:ascii="Arial" w:hAnsi="Arial"/>
-                <w:sz w:val="22"/>
-              </w:rPr>
-              <w:t>57 bps</w:t>
-            </w:r>
-          </w:p>
-        </w:tc>
-        <w:tc>
-          <w:tcPr>
-            <w:tcW w:type="dxa" w:w="1337"/>
-          </w:tcPr>
-          <w:p>
-            <w:r/>
-            <w:r>
-              <w:rPr>
-                <w:rFonts w:ascii="Arial" w:hAnsi="Arial"/>
-                <w:sz w:val="22"/>
-              </w:rPr>
-              <w:t>0.02</w:t>
-            </w:r>
-          </w:p>
-        </w:tc>
-        <w:tc>
-          <w:tcPr>
-            <w:tcW w:type="dxa" w:w="1337"/>
-          </w:tcPr>
-          <w:p>
-            <w:r/>
-            <w:r>
-              <w:rPr>
-                <w:rFonts w:ascii="Arial" w:hAnsi="Arial"/>
-                <w:sz w:val="22"/>
-              </w:rPr>
-              <w:t>0.44</w:t>
-            </w:r>
-          </w:p>
-        </w:tc>
-        <w:tc>
-          <w:tcPr>
-            <w:tcW w:type="dxa" w:w="1337"/>
-          </w:tcPr>
-          <w:p>
-            <w:r/>
-            <w:r>
-              <w:rPr>
-                <w:rFonts w:ascii="Arial" w:hAnsi="Arial"/>
-                <w:sz w:val="22"/>
-              </w:rPr>
-              <w:t>102 bps</w:t>
-            </w:r>
-          </w:p>
-        </w:tc>
-        <w:tc>
-          <w:tcPr>
-            <w:tcW w:type="dxa" w:w="1337"/>
+            <w:tcW w:type="dxa" w:w="1040"/>
+          </w:tcPr>
+          <w:p>
+            <w:r/>
+            <w:r>
+              <w:rPr>
+                <w:rFonts w:ascii="Arial" w:hAnsi="Arial"/>
+                <w:sz w:val="22"/>
+              </w:rPr>
+              <w:t>Corporate SME</w:t>
+            </w:r>
+          </w:p>
+        </w:tc>
+        <w:tc>
+          <w:tcPr>
+            <w:tcW w:type="dxa" w:w="1040"/>
+          </w:tcPr>
+          <w:p>
+            <w:r/>
+            <w:r>
+              <w:rPr>
+                <w:rFonts w:ascii="Arial" w:hAnsi="Arial"/>
+                <w:sz w:val="22"/>
+              </w:rPr>
+              <w:t>term_loan</w:t>
+            </w:r>
+          </w:p>
+        </w:tc>
+        <w:tc>
+          <w:tcPr>
+            <w:tcW w:type="dxa" w:w="1040"/>
+          </w:tcPr>
+          <w:p>
+            <w:r/>
+            <w:r>
+              <w:rPr>
+                <w:rFonts w:ascii="Arial" w:hAnsi="Arial"/>
+                <w:sz w:val="22"/>
+              </w:rPr>
+              <w:t>base</w:t>
+            </w:r>
+          </w:p>
+        </w:tc>
+        <w:tc>
+          <w:tcPr>
+            <w:tcW w:type="dxa" w:w="1040"/>
+          </w:tcPr>
+          <w:p>
+            <w:r/>
+            <w:r>
+              <w:rPr>
+                <w:rFonts w:ascii="Arial" w:hAnsi="Arial"/>
+                <w:sz w:val="22"/>
+              </w:rPr>
+              <w:t>117 bps</w:t>
+            </w:r>
+          </w:p>
+        </w:tc>
+        <w:tc>
+          <w:tcPr>
+            <w:tcW w:type="dxa" w:w="1040"/>
+          </w:tcPr>
+          <w:p>
+            <w:r/>
+            <w:r>
+              <w:rPr>
+                <w:rFonts w:ascii="Arial" w:hAnsi="Arial"/>
+                <w:sz w:val="22"/>
+              </w:rPr>
+              <w:t>0.03</w:t>
+            </w:r>
+          </w:p>
+        </w:tc>
+        <w:tc>
+          <w:tcPr>
+            <w:tcW w:type="dxa" w:w="1040"/>
+          </w:tcPr>
+          <w:p>
+            <w:r/>
+            <w:r>
+              <w:rPr>
+                <w:rFonts w:ascii="Arial" w:hAnsi="Arial"/>
+                <w:sz w:val="22"/>
+              </w:rPr>
+              <w:t>0.42</w:t>
+            </w:r>
+          </w:p>
+        </w:tc>
+        <w:tc>
+          <w:tcPr>
+            <w:tcW w:type="dxa" w:w="1040"/>
+          </w:tcPr>
+          <w:p>
+            <w:r/>
+            <w:r>
+              <w:rPr>
+                <w:rFonts w:ascii="Arial" w:hAnsi="Arial"/>
+                <w:sz w:val="22"/>
+              </w:rPr>
+              <w:t>117 bps</w:t>
+            </w:r>
+          </w:p>
+        </w:tc>
+        <w:tc>
+          <w:tcPr>
+            <w:tcW w:type="dxa" w:w="1040"/>
+          </w:tcPr>
+          <w:p>
+            <w:r/>
+            <w:r>
+              <w:rPr>
+                <w:rFonts w:ascii="Arial" w:hAnsi="Arial"/>
+                <w:sz w:val="22"/>
+              </w:rPr>
+              <w:t>117 bps</w:t>
+            </w:r>
+          </w:p>
+        </w:tc>
+        <w:tc>
+          <w:tcPr>
+            <w:tcW w:type="dxa" w:w="1040"/>
           </w:tcPr>
           <w:p>
             <w:r/>
@@ -5934,67 +6180,82 @@
       <w:tr>
         <w:tc>
           <w:tcPr>
-            <w:tcW w:type="dxa" w:w="1337"/>
-          </w:tcPr>
-          <w:p>
-            <w:r/>
-            <w:r>
-              <w:rPr>
-                <w:rFonts w:ascii="Arial" w:hAnsi="Arial"/>
-                <w:sz w:val="22"/>
-              </w:rPr>
-              <w:t>Retail SME</w:t>
-            </w:r>
-          </w:p>
-        </w:tc>
-        <w:tc>
-          <w:tcPr>
-            <w:tcW w:type="dxa" w:w="1337"/>
-          </w:tcPr>
-          <w:p>
-            <w:r/>
-            <w:r>
-              <w:rPr>
-                <w:rFonts w:ascii="Arial" w:hAnsi="Arial"/>
-                <w:sz w:val="22"/>
-              </w:rPr>
-              <w:t>retail_sme</w:t>
-            </w:r>
-          </w:p>
-        </w:tc>
-        <w:tc>
-          <w:tcPr>
-            <w:tcW w:type="dxa" w:w="1337"/>
-          </w:tcPr>
-          <w:p>
-            <w:r/>
-            <w:r>
-              <w:rPr>
-                <w:rFonts w:ascii="Arial" w:hAnsi="Arial"/>
-                <w:sz w:val="22"/>
-              </w:rPr>
-              <w:t>120 bps</w:t>
-            </w:r>
-          </w:p>
-        </w:tc>
-        <w:tc>
-          <w:tcPr>
-            <w:tcW w:type="dxa" w:w="1337"/>
-          </w:tcPr>
-          <w:p>
-            <w:r/>
-            <w:r>
-              <w:rPr>
-                <w:rFonts w:ascii="Arial" w:hAnsi="Arial"/>
-                <w:sz w:val="22"/>
-              </w:rPr>
-              <w:t>0.04</w:t>
-            </w:r>
-          </w:p>
-        </w:tc>
-        <w:tc>
-          <w:tcPr>
-            <w:tcW w:type="dxa" w:w="1337"/>
+            <w:tcW w:type="dxa" w:w="1040"/>
+          </w:tcPr>
+          <w:p>
+            <w:r/>
+            <w:r>
+              <w:rPr>
+                <w:rFonts w:ascii="Arial" w:hAnsi="Arial"/>
+                <w:sz w:val="22"/>
+              </w:rPr>
+              <w:t>Corporate SME</w:t>
+            </w:r>
+          </w:p>
+        </w:tc>
+        <w:tc>
+          <w:tcPr>
+            <w:tcW w:type="dxa" w:w="1040"/>
+          </w:tcPr>
+          <w:p>
+            <w:r/>
+            <w:r>
+              <w:rPr>
+                <w:rFonts w:ascii="Arial" w:hAnsi="Arial"/>
+                <w:sz w:val="22"/>
+              </w:rPr>
+              <w:t>term_loan</w:t>
+            </w:r>
+          </w:p>
+        </w:tc>
+        <w:tc>
+          <w:tcPr>
+            <w:tcW w:type="dxa" w:w="1040"/>
+          </w:tcPr>
+          <w:p>
+            <w:r/>
+            <w:r>
+              <w:rPr>
+                <w:rFonts w:ascii="Arial" w:hAnsi="Arial"/>
+                <w:sz w:val="22"/>
+              </w:rPr>
+              <w:t>mild</w:t>
+            </w:r>
+          </w:p>
+        </w:tc>
+        <w:tc>
+          <w:tcPr>
+            <w:tcW w:type="dxa" w:w="1040"/>
+          </w:tcPr>
+          <w:p>
+            <w:r/>
+            <w:r>
+              <w:rPr>
+                <w:rFonts w:ascii="Arial" w:hAnsi="Arial"/>
+                <w:sz w:val="22"/>
+              </w:rPr>
+              <w:t>117 bps</w:t>
+            </w:r>
+          </w:p>
+        </w:tc>
+        <w:tc>
+          <w:tcPr>
+            <w:tcW w:type="dxa" w:w="1040"/>
+          </w:tcPr>
+          <w:p>
+            <w:r/>
+            <w:r>
+              <w:rPr>
+                <w:rFonts w:ascii="Arial" w:hAnsi="Arial"/>
+                <w:sz w:val="22"/>
+              </w:rPr>
+              <w:t>0.06</w:t>
+            </w:r>
+          </w:p>
+        </w:tc>
+        <w:tc>
+          <w:tcPr>
+            <w:tcW w:type="dxa" w:w="1040"/>
           </w:tcPr>
           <w:p>
             <w:r/>
@@ -6009,22 +6270,37 @@
         </w:tc>
         <w:tc>
           <w:tcPr>
-            <w:tcW w:type="dxa" w:w="1337"/>
-          </w:tcPr>
-          <w:p>
-            <w:r/>
-            <w:r>
-              <w:rPr>
-                <w:rFonts w:ascii="Arial" w:hAnsi="Arial"/>
-                <w:sz w:val="22"/>
-              </w:rPr>
-              <w:t>215 bps</w:t>
-            </w:r>
-          </w:p>
-        </w:tc>
-        <w:tc>
-          <w:tcPr>
-            <w:tcW w:type="dxa" w:w="1337"/>
+            <w:tcW w:type="dxa" w:w="1040"/>
+          </w:tcPr>
+          <w:p>
+            <w:r/>
+            <w:r>
+              <w:rPr>
+                <w:rFonts w:ascii="Arial" w:hAnsi="Arial"/>
+                <w:sz w:val="22"/>
+              </w:rPr>
+              <w:t>301 bps</w:t>
+            </w:r>
+          </w:p>
+        </w:tc>
+        <w:tc>
+          <w:tcPr>
+            <w:tcW w:type="dxa" w:w="1040"/>
+          </w:tcPr>
+          <w:p>
+            <w:r/>
+            <w:r>
+              <w:rPr>
+                <w:rFonts w:ascii="Arial" w:hAnsi="Arial"/>
+                <w:sz w:val="22"/>
+              </w:rPr>
+              <w:t>331 bps</w:t>
+            </w:r>
+          </w:p>
+        </w:tc>
+        <w:tc>
+          <w:tcPr>
+            <w:tcW w:type="dxa" w:w="1040"/>
           </w:tcPr>
           <w:p>
             <w:r/>
@@ -6041,7 +6317,2199 @@
       <w:tr>
         <w:tc>
           <w:tcPr>
-            <w:tcW w:type="dxa" w:w="1337"/>
+            <w:tcW w:type="dxa" w:w="1040"/>
+          </w:tcPr>
+          <w:p>
+            <w:r/>
+            <w:r>
+              <w:rPr>
+                <w:rFonts w:ascii="Arial" w:hAnsi="Arial"/>
+                <w:sz w:val="22"/>
+              </w:rPr>
+              <w:t>Corporate SME</w:t>
+            </w:r>
+          </w:p>
+        </w:tc>
+        <w:tc>
+          <w:tcPr>
+            <w:tcW w:type="dxa" w:w="1040"/>
+          </w:tcPr>
+          <w:p>
+            <w:r/>
+            <w:r>
+              <w:rPr>
+                <w:rFonts w:ascii="Arial" w:hAnsi="Arial"/>
+                <w:sz w:val="22"/>
+              </w:rPr>
+              <w:t>term_loan</w:t>
+            </w:r>
+          </w:p>
+        </w:tc>
+        <w:tc>
+          <w:tcPr>
+            <w:tcW w:type="dxa" w:w="1040"/>
+          </w:tcPr>
+          <w:p>
+            <w:r/>
+            <w:r>
+              <w:rPr>
+                <w:rFonts w:ascii="Arial" w:hAnsi="Arial"/>
+                <w:sz w:val="22"/>
+              </w:rPr>
+              <w:t>severe</w:t>
+            </w:r>
+          </w:p>
+        </w:tc>
+        <w:tc>
+          <w:tcPr>
+            <w:tcW w:type="dxa" w:w="1040"/>
+          </w:tcPr>
+          <w:p>
+            <w:r/>
+            <w:r>
+              <w:rPr>
+                <w:rFonts w:ascii="Arial" w:hAnsi="Arial"/>
+                <w:sz w:val="22"/>
+              </w:rPr>
+              <w:t>117 bps</w:t>
+            </w:r>
+          </w:p>
+        </w:tc>
+        <w:tc>
+          <w:tcPr>
+            <w:tcW w:type="dxa" w:w="1040"/>
+          </w:tcPr>
+          <w:p>
+            <w:r/>
+            <w:r>
+              <w:rPr>
+                <w:rFonts w:ascii="Arial" w:hAnsi="Arial"/>
+                <w:sz w:val="22"/>
+              </w:rPr>
+              <w:t>0.07</w:t>
+            </w:r>
+          </w:p>
+        </w:tc>
+        <w:tc>
+          <w:tcPr>
+            <w:tcW w:type="dxa" w:w="1040"/>
+          </w:tcPr>
+          <w:p>
+            <w:r/>
+            <w:r>
+              <w:rPr>
+                <w:rFonts w:ascii="Arial" w:hAnsi="Arial"/>
+                <w:sz w:val="22"/>
+              </w:rPr>
+              <w:t>0.59</w:t>
+            </w:r>
+          </w:p>
+        </w:tc>
+        <w:tc>
+          <w:tcPr>
+            <w:tcW w:type="dxa" w:w="1040"/>
+          </w:tcPr>
+          <w:p>
+            <w:r/>
+            <w:r>
+              <w:rPr>
+                <w:rFonts w:ascii="Arial" w:hAnsi="Arial"/>
+                <w:sz w:val="22"/>
+              </w:rPr>
+              <w:t>410 bps</w:t>
+            </w:r>
+          </w:p>
+        </w:tc>
+        <w:tc>
+          <w:tcPr>
+            <w:tcW w:type="dxa" w:w="1040"/>
+          </w:tcPr>
+          <w:p>
+            <w:r/>
+            <w:r>
+              <w:rPr>
+                <w:rFonts w:ascii="Arial" w:hAnsi="Arial"/>
+                <w:sz w:val="22"/>
+              </w:rPr>
+              <w:t>512 bps</w:t>
+            </w:r>
+          </w:p>
+        </w:tc>
+        <w:tc>
+          <w:tcPr>
+            <w:tcW w:type="dxa" w:w="1040"/>
+          </w:tcPr>
+          <w:p>
+            <w:r/>
+            <w:r>
+              <w:rPr>
+                <w:rFonts w:ascii="Arial" w:hAnsi="Arial"/>
+                <w:sz w:val="22"/>
+              </w:rPr>
+              <w:t>2025-09-30</w:t>
+            </w:r>
+          </w:p>
+        </w:tc>
+      </w:tr>
+      <w:tr>
+        <w:tc>
+          <w:tcPr>
+            <w:tcW w:type="dxa" w:w="1040"/>
+          </w:tcPr>
+          <w:p>
+            <w:r/>
+            <w:r>
+              <w:rPr>
+                <w:rFonts w:ascii="Arial" w:hAnsi="Arial"/>
+                <w:sz w:val="22"/>
+              </w:rPr>
+              <w:t>Development</w:t>
+            </w:r>
+          </w:p>
+        </w:tc>
+        <w:tc>
+          <w:tcPr>
+            <w:tcW w:type="dxa" w:w="1040"/>
+          </w:tcPr>
+          <w:p>
+            <w:r/>
+            <w:r>
+              <w:rPr>
+                <w:rFonts w:ascii="Arial" w:hAnsi="Arial"/>
+                <w:sz w:val="22"/>
+              </w:rPr>
+              <w:t>development</w:t>
+            </w:r>
+          </w:p>
+        </w:tc>
+        <w:tc>
+          <w:tcPr>
+            <w:tcW w:type="dxa" w:w="1040"/>
+          </w:tcPr>
+          <w:p>
+            <w:r/>
+            <w:r>
+              <w:rPr>
+                <w:rFonts w:ascii="Arial" w:hAnsi="Arial"/>
+                <w:sz w:val="22"/>
+              </w:rPr>
+              <w:t>base</w:t>
+            </w:r>
+          </w:p>
+        </w:tc>
+        <w:tc>
+          <w:tcPr>
+            <w:tcW w:type="dxa" w:w="1040"/>
+          </w:tcPr>
+          <w:p>
+            <w:r/>
+            <w:r>
+              <w:rPr>
+                <w:rFonts w:ascii="Arial" w:hAnsi="Arial"/>
+                <w:sz w:val="22"/>
+              </w:rPr>
+              <w:t>63 bps</w:t>
+            </w:r>
+          </w:p>
+        </w:tc>
+        <w:tc>
+          <w:tcPr>
+            <w:tcW w:type="dxa" w:w="1040"/>
+          </w:tcPr>
+          <w:p>
+            <w:r/>
+            <w:r>
+              <w:rPr>
+                <w:rFonts w:ascii="Arial" w:hAnsi="Arial"/>
+                <w:sz w:val="22"/>
+              </w:rPr>
+              <w:t>0.02</w:t>
+            </w:r>
+          </w:p>
+        </w:tc>
+        <w:tc>
+          <w:tcPr>
+            <w:tcW w:type="dxa" w:w="1040"/>
+          </w:tcPr>
+          <w:p>
+            <w:r/>
+            <w:r>
+              <w:rPr>
+                <w:rFonts w:ascii="Arial" w:hAnsi="Arial"/>
+                <w:sz w:val="22"/>
+              </w:rPr>
+              <w:t>0.35</w:t>
+            </w:r>
+          </w:p>
+        </w:tc>
+        <w:tc>
+          <w:tcPr>
+            <w:tcW w:type="dxa" w:w="1040"/>
+          </w:tcPr>
+          <w:p>
+            <w:r/>
+            <w:r>
+              <w:rPr>
+                <w:rFonts w:ascii="Arial" w:hAnsi="Arial"/>
+                <w:sz w:val="22"/>
+              </w:rPr>
+              <w:t>63 bps</w:t>
+            </w:r>
+          </w:p>
+        </w:tc>
+        <w:tc>
+          <w:tcPr>
+            <w:tcW w:type="dxa" w:w="1040"/>
+          </w:tcPr>
+          <w:p>
+            <w:r/>
+            <w:r>
+              <w:rPr>
+                <w:rFonts w:ascii="Arial" w:hAnsi="Arial"/>
+                <w:sz w:val="22"/>
+              </w:rPr>
+              <w:t>63 bps</w:t>
+            </w:r>
+          </w:p>
+        </w:tc>
+        <w:tc>
+          <w:tcPr>
+            <w:tcW w:type="dxa" w:w="1040"/>
+          </w:tcPr>
+          <w:p>
+            <w:r/>
+            <w:r>
+              <w:rPr>
+                <w:rFonts w:ascii="Arial" w:hAnsi="Arial"/>
+                <w:sz w:val="22"/>
+              </w:rPr>
+              <w:t>2024-12-31</w:t>
+            </w:r>
+          </w:p>
+        </w:tc>
+      </w:tr>
+      <w:tr>
+        <w:tc>
+          <w:tcPr>
+            <w:tcW w:type="dxa" w:w="1040"/>
+          </w:tcPr>
+          <w:p>
+            <w:r/>
+            <w:r>
+              <w:rPr>
+                <w:rFonts w:ascii="Arial" w:hAnsi="Arial"/>
+                <w:sz w:val="22"/>
+              </w:rPr>
+              <w:t>Development</w:t>
+            </w:r>
+          </w:p>
+        </w:tc>
+        <w:tc>
+          <w:tcPr>
+            <w:tcW w:type="dxa" w:w="1040"/>
+          </w:tcPr>
+          <w:p>
+            <w:r/>
+            <w:r>
+              <w:rPr>
+                <w:rFonts w:ascii="Arial" w:hAnsi="Arial"/>
+                <w:sz w:val="22"/>
+              </w:rPr>
+              <w:t>development</w:t>
+            </w:r>
+          </w:p>
+        </w:tc>
+        <w:tc>
+          <w:tcPr>
+            <w:tcW w:type="dxa" w:w="1040"/>
+          </w:tcPr>
+          <w:p>
+            <w:r/>
+            <w:r>
+              <w:rPr>
+                <w:rFonts w:ascii="Arial" w:hAnsi="Arial"/>
+                <w:sz w:val="22"/>
+              </w:rPr>
+              <w:t>mild</w:t>
+            </w:r>
+          </w:p>
+        </w:tc>
+        <w:tc>
+          <w:tcPr>
+            <w:tcW w:type="dxa" w:w="1040"/>
+          </w:tcPr>
+          <w:p>
+            <w:r/>
+            <w:r>
+              <w:rPr>
+                <w:rFonts w:ascii="Arial" w:hAnsi="Arial"/>
+                <w:sz w:val="22"/>
+              </w:rPr>
+              <w:t>63 bps</w:t>
+            </w:r>
+          </w:p>
+        </w:tc>
+        <w:tc>
+          <w:tcPr>
+            <w:tcW w:type="dxa" w:w="1040"/>
+          </w:tcPr>
+          <w:p>
+            <w:r/>
+            <w:r>
+              <w:rPr>
+                <w:rFonts w:ascii="Arial" w:hAnsi="Arial"/>
+                <w:sz w:val="22"/>
+              </w:rPr>
+              <w:t>0.05</w:t>
+            </w:r>
+          </w:p>
+        </w:tc>
+        <w:tc>
+          <w:tcPr>
+            <w:tcW w:type="dxa" w:w="1040"/>
+          </w:tcPr>
+          <w:p>
+            <w:r/>
+            <w:r>
+              <w:rPr>
+                <w:rFonts w:ascii="Arial" w:hAnsi="Arial"/>
+                <w:sz w:val="22"/>
+              </w:rPr>
+              <w:t>0.42</w:t>
+            </w:r>
+          </w:p>
+        </w:tc>
+        <w:tc>
+          <w:tcPr>
+            <w:tcW w:type="dxa" w:w="1040"/>
+          </w:tcPr>
+          <w:p>
+            <w:r/>
+            <w:r>
+              <w:rPr>
+                <w:rFonts w:ascii="Arial" w:hAnsi="Arial"/>
+                <w:sz w:val="22"/>
+              </w:rPr>
+              <w:t>210 bps</w:t>
+            </w:r>
+          </w:p>
+        </w:tc>
+        <w:tc>
+          <w:tcPr>
+            <w:tcW w:type="dxa" w:w="1040"/>
+          </w:tcPr>
+          <w:p>
+            <w:r/>
+            <w:r>
+              <w:rPr>
+                <w:rFonts w:ascii="Arial" w:hAnsi="Arial"/>
+                <w:sz w:val="22"/>
+              </w:rPr>
+              <w:t>231 bps</w:t>
+            </w:r>
+          </w:p>
+        </w:tc>
+        <w:tc>
+          <w:tcPr>
+            <w:tcW w:type="dxa" w:w="1040"/>
+          </w:tcPr>
+          <w:p>
+            <w:r/>
+            <w:r>
+              <w:rPr>
+                <w:rFonts w:ascii="Arial" w:hAnsi="Arial"/>
+                <w:sz w:val="22"/>
+              </w:rPr>
+              <w:t>2024-12-31</w:t>
+            </w:r>
+          </w:p>
+        </w:tc>
+      </w:tr>
+      <w:tr>
+        <w:tc>
+          <w:tcPr>
+            <w:tcW w:type="dxa" w:w="1040"/>
+          </w:tcPr>
+          <w:p>
+            <w:r/>
+            <w:r>
+              <w:rPr>
+                <w:rFonts w:ascii="Arial" w:hAnsi="Arial"/>
+                <w:sz w:val="22"/>
+              </w:rPr>
+              <w:t>Development</w:t>
+            </w:r>
+          </w:p>
+        </w:tc>
+        <w:tc>
+          <w:tcPr>
+            <w:tcW w:type="dxa" w:w="1040"/>
+          </w:tcPr>
+          <w:p>
+            <w:r/>
+            <w:r>
+              <w:rPr>
+                <w:rFonts w:ascii="Arial" w:hAnsi="Arial"/>
+                <w:sz w:val="22"/>
+              </w:rPr>
+              <w:t>development</w:t>
+            </w:r>
+          </w:p>
+        </w:tc>
+        <w:tc>
+          <w:tcPr>
+            <w:tcW w:type="dxa" w:w="1040"/>
+          </w:tcPr>
+          <w:p>
+            <w:r/>
+            <w:r>
+              <w:rPr>
+                <w:rFonts w:ascii="Arial" w:hAnsi="Arial"/>
+                <w:sz w:val="22"/>
+              </w:rPr>
+              <w:t>severe</w:t>
+            </w:r>
+          </w:p>
+        </w:tc>
+        <w:tc>
+          <w:tcPr>
+            <w:tcW w:type="dxa" w:w="1040"/>
+          </w:tcPr>
+          <w:p>
+            <w:r/>
+            <w:r>
+              <w:rPr>
+                <w:rFonts w:ascii="Arial" w:hAnsi="Arial"/>
+                <w:sz w:val="22"/>
+              </w:rPr>
+              <w:t>63 bps</w:t>
+            </w:r>
+          </w:p>
+        </w:tc>
+        <w:tc>
+          <w:tcPr>
+            <w:tcW w:type="dxa" w:w="1040"/>
+          </w:tcPr>
+          <w:p>
+            <w:r/>
+            <w:r>
+              <w:rPr>
+                <w:rFonts w:ascii="Arial" w:hAnsi="Arial"/>
+                <w:sz w:val="22"/>
+              </w:rPr>
+              <w:t>0.05</w:t>
+            </w:r>
+          </w:p>
+        </w:tc>
+        <w:tc>
+          <w:tcPr>
+            <w:tcW w:type="dxa" w:w="1040"/>
+          </w:tcPr>
+          <w:p>
+            <w:r/>
+            <w:r>
+              <w:rPr>
+                <w:rFonts w:ascii="Arial" w:hAnsi="Arial"/>
+                <w:sz w:val="22"/>
+              </w:rPr>
+              <w:t>0.49</w:t>
+            </w:r>
+          </w:p>
+        </w:tc>
+        <w:tc>
+          <w:tcPr>
+            <w:tcW w:type="dxa" w:w="1040"/>
+          </w:tcPr>
+          <w:p>
+            <w:r/>
+            <w:r>
+              <w:rPr>
+                <w:rFonts w:ascii="Arial" w:hAnsi="Arial"/>
+                <w:sz w:val="22"/>
+              </w:rPr>
+              <w:t>245 bps</w:t>
+            </w:r>
+          </w:p>
+        </w:tc>
+        <w:tc>
+          <w:tcPr>
+            <w:tcW w:type="dxa" w:w="1040"/>
+          </w:tcPr>
+          <w:p>
+            <w:r/>
+            <w:r>
+              <w:rPr>
+                <w:rFonts w:ascii="Arial" w:hAnsi="Arial"/>
+                <w:sz w:val="22"/>
+              </w:rPr>
+              <w:t>306 bps</w:t>
+            </w:r>
+          </w:p>
+        </w:tc>
+        <w:tc>
+          <w:tcPr>
+            <w:tcW w:type="dxa" w:w="1040"/>
+          </w:tcPr>
+          <w:p>
+            <w:r/>
+            <w:r>
+              <w:rPr>
+                <w:rFonts w:ascii="Arial" w:hAnsi="Arial"/>
+                <w:sz w:val="22"/>
+              </w:rPr>
+              <w:t>2024-12-31</w:t>
+            </w:r>
+          </w:p>
+        </w:tc>
+      </w:tr>
+      <w:tr>
+        <w:tc>
+          <w:tcPr>
+            <w:tcW w:type="dxa" w:w="1040"/>
+          </w:tcPr>
+          <w:p>
+            <w:r/>
+            <w:r>
+              <w:rPr>
+                <w:rFonts w:ascii="Arial" w:hAnsi="Arial"/>
+                <w:sz w:val="22"/>
+              </w:rPr>
+              <w:t>Financial Institution</w:t>
+            </w:r>
+          </w:p>
+        </w:tc>
+        <w:tc>
+          <w:tcPr>
+            <w:tcW w:type="dxa" w:w="1040"/>
+          </w:tcPr>
+          <w:p>
+            <w:r/>
+            <w:r>
+              <w:rPr>
+                <w:rFonts w:ascii="Arial" w:hAnsi="Arial"/>
+                <w:sz w:val="22"/>
+              </w:rPr>
+              <w:t>financial_institution</w:t>
+            </w:r>
+          </w:p>
+        </w:tc>
+        <w:tc>
+          <w:tcPr>
+            <w:tcW w:type="dxa" w:w="1040"/>
+          </w:tcPr>
+          <w:p>
+            <w:r/>
+            <w:r>
+              <w:rPr>
+                <w:rFonts w:ascii="Arial" w:hAnsi="Arial"/>
+                <w:sz w:val="22"/>
+              </w:rPr>
+              <w:t>base</w:t>
+            </w:r>
+          </w:p>
+        </w:tc>
+        <w:tc>
+          <w:tcPr>
+            <w:tcW w:type="dxa" w:w="1040"/>
+          </w:tcPr>
+          <w:p>
+            <w:r/>
+            <w:r>
+              <w:rPr>
+                <w:rFonts w:ascii="Arial" w:hAnsi="Arial"/>
+                <w:sz w:val="22"/>
+              </w:rPr>
+              <w:t>24 bps</w:t>
+            </w:r>
+          </w:p>
+        </w:tc>
+        <w:tc>
+          <w:tcPr>
+            <w:tcW w:type="dxa" w:w="1040"/>
+          </w:tcPr>
+          <w:p>
+            <w:r/>
+            <w:r>
+              <w:rPr>
+                <w:rFonts w:ascii="Arial" w:hAnsi="Arial"/>
+                <w:sz w:val="22"/>
+              </w:rPr>
+              <w:t>0.00</w:t>
+            </w:r>
+          </w:p>
+        </w:tc>
+        <w:tc>
+          <w:tcPr>
+            <w:tcW w:type="dxa" w:w="1040"/>
+          </w:tcPr>
+          <w:p>
+            <w:r/>
+            <w:r>
+              <w:rPr>
+                <w:rFonts w:ascii="Arial" w:hAnsi="Arial"/>
+                <w:sz w:val="22"/>
+              </w:rPr>
+              <w:t>0.49</w:t>
+            </w:r>
+          </w:p>
+        </w:tc>
+        <w:tc>
+          <w:tcPr>
+            <w:tcW w:type="dxa" w:w="1040"/>
+          </w:tcPr>
+          <w:p>
+            <w:r/>
+            <w:r>
+              <w:rPr>
+                <w:rFonts w:ascii="Arial" w:hAnsi="Arial"/>
+                <w:sz w:val="22"/>
+              </w:rPr>
+              <w:t>24 bps</w:t>
+            </w:r>
+          </w:p>
+        </w:tc>
+        <w:tc>
+          <w:tcPr>
+            <w:tcW w:type="dxa" w:w="1040"/>
+          </w:tcPr>
+          <w:p>
+            <w:r/>
+            <w:r>
+              <w:rPr>
+                <w:rFonts w:ascii="Arial" w:hAnsi="Arial"/>
+                <w:sz w:val="22"/>
+              </w:rPr>
+              <w:t>24 bps</w:t>
+            </w:r>
+          </w:p>
+        </w:tc>
+        <w:tc>
+          <w:tcPr>
+            <w:tcW w:type="dxa" w:w="1040"/>
+          </w:tcPr>
+          <w:p>
+            <w:r/>
+            <w:r>
+              <w:rPr>
+                <w:rFonts w:ascii="Arial" w:hAnsi="Arial"/>
+                <w:sz w:val="22"/>
+              </w:rPr>
+              <w:t>2025-09-30</w:t>
+            </w:r>
+          </w:p>
+        </w:tc>
+      </w:tr>
+      <w:tr>
+        <w:tc>
+          <w:tcPr>
+            <w:tcW w:type="dxa" w:w="1040"/>
+          </w:tcPr>
+          <w:p>
+            <w:r/>
+            <w:r>
+              <w:rPr>
+                <w:rFonts w:ascii="Arial" w:hAnsi="Arial"/>
+                <w:sz w:val="22"/>
+              </w:rPr>
+              <w:t>Financial Institution</w:t>
+            </w:r>
+          </w:p>
+        </w:tc>
+        <w:tc>
+          <w:tcPr>
+            <w:tcW w:type="dxa" w:w="1040"/>
+          </w:tcPr>
+          <w:p>
+            <w:r/>
+            <w:r>
+              <w:rPr>
+                <w:rFonts w:ascii="Arial" w:hAnsi="Arial"/>
+                <w:sz w:val="22"/>
+              </w:rPr>
+              <w:t>financial_institution</w:t>
+            </w:r>
+          </w:p>
+        </w:tc>
+        <w:tc>
+          <w:tcPr>
+            <w:tcW w:type="dxa" w:w="1040"/>
+          </w:tcPr>
+          <w:p>
+            <w:r/>
+            <w:r>
+              <w:rPr>
+                <w:rFonts w:ascii="Arial" w:hAnsi="Arial"/>
+                <w:sz w:val="22"/>
+              </w:rPr>
+              <w:t>mild</w:t>
+            </w:r>
+          </w:p>
+        </w:tc>
+        <w:tc>
+          <w:tcPr>
+            <w:tcW w:type="dxa" w:w="1040"/>
+          </w:tcPr>
+          <w:p>
+            <w:r/>
+            <w:r>
+              <w:rPr>
+                <w:rFonts w:ascii="Arial" w:hAnsi="Arial"/>
+                <w:sz w:val="22"/>
+              </w:rPr>
+              <w:t>24 bps</w:t>
+            </w:r>
+          </w:p>
+        </w:tc>
+        <w:tc>
+          <w:tcPr>
+            <w:tcW w:type="dxa" w:w="1040"/>
+          </w:tcPr>
+          <w:p>
+            <w:r/>
+            <w:r>
+              <w:rPr>
+                <w:rFonts w:ascii="Arial" w:hAnsi="Arial"/>
+                <w:sz w:val="22"/>
+              </w:rPr>
+              <w:t>0.01</w:t>
+            </w:r>
+          </w:p>
+        </w:tc>
+        <w:tc>
+          <w:tcPr>
+            <w:tcW w:type="dxa" w:w="1040"/>
+          </w:tcPr>
+          <w:p>
+            <w:r/>
+            <w:r>
+              <w:rPr>
+                <w:rFonts w:ascii="Arial" w:hAnsi="Arial"/>
+                <w:sz w:val="22"/>
+              </w:rPr>
+              <w:t>0.59</w:t>
+            </w:r>
+          </w:p>
+        </w:tc>
+        <w:tc>
+          <w:tcPr>
+            <w:tcW w:type="dxa" w:w="1040"/>
+          </w:tcPr>
+          <w:p>
+            <w:r/>
+            <w:r>
+              <w:rPr>
+                <w:rFonts w:ascii="Arial" w:hAnsi="Arial"/>
+                <w:sz w:val="22"/>
+              </w:rPr>
+              <w:t>43 bps</w:t>
+            </w:r>
+          </w:p>
+        </w:tc>
+        <w:tc>
+          <w:tcPr>
+            <w:tcW w:type="dxa" w:w="1040"/>
+          </w:tcPr>
+          <w:p>
+            <w:r/>
+            <w:r>
+              <w:rPr>
+                <w:rFonts w:ascii="Arial" w:hAnsi="Arial"/>
+                <w:sz w:val="22"/>
+              </w:rPr>
+              <w:t>48 bps</w:t>
+            </w:r>
+          </w:p>
+        </w:tc>
+        <w:tc>
+          <w:tcPr>
+            <w:tcW w:type="dxa" w:w="1040"/>
+          </w:tcPr>
+          <w:p>
+            <w:r/>
+            <w:r>
+              <w:rPr>
+                <w:rFonts w:ascii="Arial" w:hAnsi="Arial"/>
+                <w:sz w:val="22"/>
+              </w:rPr>
+              <w:t>2025-09-30</w:t>
+            </w:r>
+          </w:p>
+        </w:tc>
+      </w:tr>
+      <w:tr>
+        <w:tc>
+          <w:tcPr>
+            <w:tcW w:type="dxa" w:w="1040"/>
+          </w:tcPr>
+          <w:p>
+            <w:r/>
+            <w:r>
+              <w:rPr>
+                <w:rFonts w:ascii="Arial" w:hAnsi="Arial"/>
+                <w:sz w:val="22"/>
+              </w:rPr>
+              <w:t>Financial Institution</w:t>
+            </w:r>
+          </w:p>
+        </w:tc>
+        <w:tc>
+          <w:tcPr>
+            <w:tcW w:type="dxa" w:w="1040"/>
+          </w:tcPr>
+          <w:p>
+            <w:r/>
+            <w:r>
+              <w:rPr>
+                <w:rFonts w:ascii="Arial" w:hAnsi="Arial"/>
+                <w:sz w:val="22"/>
+              </w:rPr>
+              <w:t>financial_institution</w:t>
+            </w:r>
+          </w:p>
+        </w:tc>
+        <w:tc>
+          <w:tcPr>
+            <w:tcW w:type="dxa" w:w="1040"/>
+          </w:tcPr>
+          <w:p>
+            <w:r/>
+            <w:r>
+              <w:rPr>
+                <w:rFonts w:ascii="Arial" w:hAnsi="Arial"/>
+                <w:sz w:val="22"/>
+              </w:rPr>
+              <w:t>severe</w:t>
+            </w:r>
+          </w:p>
+        </w:tc>
+        <w:tc>
+          <w:tcPr>
+            <w:tcW w:type="dxa" w:w="1040"/>
+          </w:tcPr>
+          <w:p>
+            <w:r/>
+            <w:r>
+              <w:rPr>
+                <w:rFonts w:ascii="Arial" w:hAnsi="Arial"/>
+                <w:sz w:val="22"/>
+              </w:rPr>
+              <w:t>24 bps</w:t>
+            </w:r>
+          </w:p>
+        </w:tc>
+        <w:tc>
+          <w:tcPr>
+            <w:tcW w:type="dxa" w:w="1040"/>
+          </w:tcPr>
+          <w:p>
+            <w:r/>
+            <w:r>
+              <w:rPr>
+                <w:rFonts w:ascii="Arial" w:hAnsi="Arial"/>
+                <w:sz w:val="22"/>
+              </w:rPr>
+              <w:t>0.01</w:t>
+            </w:r>
+          </w:p>
+        </w:tc>
+        <w:tc>
+          <w:tcPr>
+            <w:tcW w:type="dxa" w:w="1040"/>
+          </w:tcPr>
+          <w:p>
+            <w:r/>
+            <w:r>
+              <w:rPr>
+                <w:rFonts w:ascii="Arial" w:hAnsi="Arial"/>
+                <w:sz w:val="22"/>
+              </w:rPr>
+              <w:t>0.69</w:t>
+            </w:r>
+          </w:p>
+        </w:tc>
+        <w:tc>
+          <w:tcPr>
+            <w:tcW w:type="dxa" w:w="1040"/>
+          </w:tcPr>
+          <w:p>
+            <w:r/>
+            <w:r>
+              <w:rPr>
+                <w:rFonts w:ascii="Arial" w:hAnsi="Arial"/>
+                <w:sz w:val="22"/>
+              </w:rPr>
+              <w:t>85 bps</w:t>
+            </w:r>
+          </w:p>
+        </w:tc>
+        <w:tc>
+          <w:tcPr>
+            <w:tcW w:type="dxa" w:w="1040"/>
+          </w:tcPr>
+          <w:p>
+            <w:r/>
+            <w:r>
+              <w:rPr>
+                <w:rFonts w:ascii="Arial" w:hAnsi="Arial"/>
+                <w:sz w:val="22"/>
+              </w:rPr>
+              <w:t>106 bps</w:t>
+            </w:r>
+          </w:p>
+        </w:tc>
+        <w:tc>
+          <w:tcPr>
+            <w:tcW w:type="dxa" w:w="1040"/>
+          </w:tcPr>
+          <w:p>
+            <w:r/>
+            <w:r>
+              <w:rPr>
+                <w:rFonts w:ascii="Arial" w:hAnsi="Arial"/>
+                <w:sz w:val="22"/>
+              </w:rPr>
+              <w:t>2025-09-30</w:t>
+            </w:r>
+          </w:p>
+        </w:tc>
+      </w:tr>
+      <w:tr>
+        <w:tc>
+          <w:tcPr>
+            <w:tcW w:type="dxa" w:w="1040"/>
+          </w:tcPr>
+          <w:p>
+            <w:r/>
+            <w:r>
+              <w:rPr>
+                <w:rFonts w:ascii="Arial" w:hAnsi="Arial"/>
+                <w:sz w:val="22"/>
+              </w:rPr>
+              <w:t>Residential Mortgage</w:t>
+            </w:r>
+          </w:p>
+        </w:tc>
+        <w:tc>
+          <w:tcPr>
+            <w:tcW w:type="dxa" w:w="1040"/>
+          </w:tcPr>
+          <w:p>
+            <w:r/>
+            <w:r>
+              <w:rPr>
+                <w:rFonts w:ascii="Arial" w:hAnsi="Arial"/>
+                <w:sz w:val="22"/>
+              </w:rPr>
+              <w:t>residential_mortgage</w:t>
+            </w:r>
+          </w:p>
+        </w:tc>
+        <w:tc>
+          <w:tcPr>
+            <w:tcW w:type="dxa" w:w="1040"/>
+          </w:tcPr>
+          <w:p>
+            <w:r/>
+            <w:r>
+              <w:rPr>
+                <w:rFonts w:ascii="Arial" w:hAnsi="Arial"/>
+                <w:sz w:val="22"/>
+              </w:rPr>
+              <w:t>base</w:t>
+            </w:r>
+          </w:p>
+        </w:tc>
+        <w:tc>
+          <w:tcPr>
+            <w:tcW w:type="dxa" w:w="1040"/>
+          </w:tcPr>
+          <w:p>
+            <w:r/>
+            <w:r>
+              <w:rPr>
+                <w:rFonts w:ascii="Arial" w:hAnsi="Arial"/>
+                <w:sz w:val="22"/>
+              </w:rPr>
+              <w:t>14 bps</w:t>
+            </w:r>
+          </w:p>
+        </w:tc>
+        <w:tc>
+          <w:tcPr>
+            <w:tcW w:type="dxa" w:w="1040"/>
+          </w:tcPr>
+          <w:p>
+            <w:r/>
+            <w:r>
+              <w:rPr>
+                <w:rFonts w:ascii="Arial" w:hAnsi="Arial"/>
+                <w:sz w:val="22"/>
+              </w:rPr>
+              <w:t>0.01</w:t>
+            </w:r>
+          </w:p>
+        </w:tc>
+        <w:tc>
+          <w:tcPr>
+            <w:tcW w:type="dxa" w:w="1040"/>
+          </w:tcPr>
+          <w:p>
+            <w:r/>
+            <w:r>
+              <w:rPr>
+                <w:rFonts w:ascii="Arial" w:hAnsi="Arial"/>
+                <w:sz w:val="22"/>
+              </w:rPr>
+              <w:t>0.17</w:t>
+            </w:r>
+          </w:p>
+        </w:tc>
+        <w:tc>
+          <w:tcPr>
+            <w:tcW w:type="dxa" w:w="1040"/>
+          </w:tcPr>
+          <w:p>
+            <w:r/>
+            <w:r>
+              <w:rPr>
+                <w:rFonts w:ascii="Arial" w:hAnsi="Arial"/>
+                <w:sz w:val="22"/>
+              </w:rPr>
+              <w:t>14 bps</w:t>
+            </w:r>
+          </w:p>
+        </w:tc>
+        <w:tc>
+          <w:tcPr>
+            <w:tcW w:type="dxa" w:w="1040"/>
+          </w:tcPr>
+          <w:p>
+            <w:r/>
+            <w:r>
+              <w:rPr>
+                <w:rFonts w:ascii="Arial" w:hAnsi="Arial"/>
+                <w:sz w:val="22"/>
+              </w:rPr>
+              <w:t>14 bps</w:t>
+            </w:r>
+          </w:p>
+        </w:tc>
+        <w:tc>
+          <w:tcPr>
+            <w:tcW w:type="dxa" w:w="1040"/>
+          </w:tcPr>
+          <w:p>
+            <w:r/>
+            <w:r>
+              <w:rPr>
+                <w:rFonts w:ascii="Arial" w:hAnsi="Arial"/>
+                <w:sz w:val="22"/>
+              </w:rPr>
+              <w:t>2025-09-30</w:t>
+            </w:r>
+          </w:p>
+        </w:tc>
+      </w:tr>
+      <w:tr>
+        <w:tc>
+          <w:tcPr>
+            <w:tcW w:type="dxa" w:w="1040"/>
+          </w:tcPr>
+          <w:p>
+            <w:r/>
+            <w:r>
+              <w:rPr>
+                <w:rFonts w:ascii="Arial" w:hAnsi="Arial"/>
+                <w:sz w:val="22"/>
+              </w:rPr>
+              <w:t>Residential Mortgage</w:t>
+            </w:r>
+          </w:p>
+        </w:tc>
+        <w:tc>
+          <w:tcPr>
+            <w:tcW w:type="dxa" w:w="1040"/>
+          </w:tcPr>
+          <w:p>
+            <w:r/>
+            <w:r>
+              <w:rPr>
+                <w:rFonts w:ascii="Arial" w:hAnsi="Arial"/>
+                <w:sz w:val="22"/>
+              </w:rPr>
+              <w:t>residential_mortgage</w:t>
+            </w:r>
+          </w:p>
+        </w:tc>
+        <w:tc>
+          <w:tcPr>
+            <w:tcW w:type="dxa" w:w="1040"/>
+          </w:tcPr>
+          <w:p>
+            <w:r/>
+            <w:r>
+              <w:rPr>
+                <w:rFonts w:ascii="Arial" w:hAnsi="Arial"/>
+                <w:sz w:val="22"/>
+              </w:rPr>
+              <w:t>mild</w:t>
+            </w:r>
+          </w:p>
+        </w:tc>
+        <w:tc>
+          <w:tcPr>
+            <w:tcW w:type="dxa" w:w="1040"/>
+          </w:tcPr>
+          <w:p>
+            <w:r/>
+            <w:r>
+              <w:rPr>
+                <w:rFonts w:ascii="Arial" w:hAnsi="Arial"/>
+                <w:sz w:val="22"/>
+              </w:rPr>
+              <w:t>14 bps</w:t>
+            </w:r>
+          </w:p>
+        </w:tc>
+        <w:tc>
+          <w:tcPr>
+            <w:tcW w:type="dxa" w:w="1040"/>
+          </w:tcPr>
+          <w:p>
+            <w:r/>
+            <w:r>
+              <w:rPr>
+                <w:rFonts w:ascii="Arial" w:hAnsi="Arial"/>
+                <w:sz w:val="22"/>
+              </w:rPr>
+              <w:t>0.01</w:t>
+            </w:r>
+          </w:p>
+        </w:tc>
+        <w:tc>
+          <w:tcPr>
+            <w:tcW w:type="dxa" w:w="1040"/>
+          </w:tcPr>
+          <w:p>
+            <w:r/>
+            <w:r>
+              <w:rPr>
+                <w:rFonts w:ascii="Arial" w:hAnsi="Arial"/>
+                <w:sz w:val="22"/>
+              </w:rPr>
+              <w:t>0.21</w:t>
+            </w:r>
+          </w:p>
+        </w:tc>
+        <w:tc>
+          <w:tcPr>
+            <w:tcW w:type="dxa" w:w="1040"/>
+          </w:tcPr>
+          <w:p>
+            <w:r/>
+            <w:r>
+              <w:rPr>
+                <w:rFonts w:ascii="Arial" w:hAnsi="Arial"/>
+                <w:sz w:val="22"/>
+              </w:rPr>
+              <w:t>25 bps</w:t>
+            </w:r>
+          </w:p>
+        </w:tc>
+        <w:tc>
+          <w:tcPr>
+            <w:tcW w:type="dxa" w:w="1040"/>
+          </w:tcPr>
+          <w:p>
+            <w:r/>
+            <w:r>
+              <w:rPr>
+                <w:rFonts w:ascii="Arial" w:hAnsi="Arial"/>
+                <w:sz w:val="22"/>
+              </w:rPr>
+              <w:t>28 bps</w:t>
+            </w:r>
+          </w:p>
+        </w:tc>
+        <w:tc>
+          <w:tcPr>
+            <w:tcW w:type="dxa" w:w="1040"/>
+          </w:tcPr>
+          <w:p>
+            <w:r/>
+            <w:r>
+              <w:rPr>
+                <w:rFonts w:ascii="Arial" w:hAnsi="Arial"/>
+                <w:sz w:val="22"/>
+              </w:rPr>
+              <w:t>2025-09-30</w:t>
+            </w:r>
+          </w:p>
+        </w:tc>
+      </w:tr>
+      <w:tr>
+        <w:tc>
+          <w:tcPr>
+            <w:tcW w:type="dxa" w:w="1040"/>
+          </w:tcPr>
+          <w:p>
+            <w:r/>
+            <w:r>
+              <w:rPr>
+                <w:rFonts w:ascii="Arial" w:hAnsi="Arial"/>
+                <w:sz w:val="22"/>
+              </w:rPr>
+              <w:t>Residential Mortgage</w:t>
+            </w:r>
+          </w:p>
+        </w:tc>
+        <w:tc>
+          <w:tcPr>
+            <w:tcW w:type="dxa" w:w="1040"/>
+          </w:tcPr>
+          <w:p>
+            <w:r/>
+            <w:r>
+              <w:rPr>
+                <w:rFonts w:ascii="Arial" w:hAnsi="Arial"/>
+                <w:sz w:val="22"/>
+              </w:rPr>
+              <w:t>residential_mortgage</w:t>
+            </w:r>
+          </w:p>
+        </w:tc>
+        <w:tc>
+          <w:tcPr>
+            <w:tcW w:type="dxa" w:w="1040"/>
+          </w:tcPr>
+          <w:p>
+            <w:r/>
+            <w:r>
+              <w:rPr>
+                <w:rFonts w:ascii="Arial" w:hAnsi="Arial"/>
+                <w:sz w:val="22"/>
+              </w:rPr>
+              <w:t>severe</w:t>
+            </w:r>
+          </w:p>
+        </w:tc>
+        <w:tc>
+          <w:tcPr>
+            <w:tcW w:type="dxa" w:w="1040"/>
+          </w:tcPr>
+          <w:p>
+            <w:r/>
+            <w:r>
+              <w:rPr>
+                <w:rFonts w:ascii="Arial" w:hAnsi="Arial"/>
+                <w:sz w:val="22"/>
+              </w:rPr>
+              <w:t>14 bps</w:t>
+            </w:r>
+          </w:p>
+        </w:tc>
+        <w:tc>
+          <w:tcPr>
+            <w:tcW w:type="dxa" w:w="1040"/>
+          </w:tcPr>
+          <w:p>
+            <w:r/>
+            <w:r>
+              <w:rPr>
+                <w:rFonts w:ascii="Arial" w:hAnsi="Arial"/>
+                <w:sz w:val="22"/>
+              </w:rPr>
+              <w:t>0.02</w:t>
+            </w:r>
+          </w:p>
+        </w:tc>
+        <w:tc>
+          <w:tcPr>
+            <w:tcW w:type="dxa" w:w="1040"/>
+          </w:tcPr>
+          <w:p>
+            <w:r/>
+            <w:r>
+              <w:rPr>
+                <w:rFonts w:ascii="Arial" w:hAnsi="Arial"/>
+                <w:sz w:val="22"/>
+              </w:rPr>
+              <w:t>0.24</w:t>
+            </w:r>
+          </w:p>
+        </w:tc>
+        <w:tc>
+          <w:tcPr>
+            <w:tcW w:type="dxa" w:w="1040"/>
+          </w:tcPr>
+          <w:p>
+            <w:r/>
+            <w:r>
+              <w:rPr>
+                <w:rFonts w:ascii="Arial" w:hAnsi="Arial"/>
+                <w:sz w:val="22"/>
+              </w:rPr>
+              <w:t>49 bps</w:t>
+            </w:r>
+          </w:p>
+        </w:tc>
+        <w:tc>
+          <w:tcPr>
+            <w:tcW w:type="dxa" w:w="1040"/>
+          </w:tcPr>
+          <w:p>
+            <w:r/>
+            <w:r>
+              <w:rPr>
+                <w:rFonts w:ascii="Arial" w:hAnsi="Arial"/>
+                <w:sz w:val="22"/>
+              </w:rPr>
+              <w:t>61 bps</w:t>
+            </w:r>
+          </w:p>
+        </w:tc>
+        <w:tc>
+          <w:tcPr>
+            <w:tcW w:type="dxa" w:w="1040"/>
+          </w:tcPr>
+          <w:p>
+            <w:r/>
+            <w:r>
+              <w:rPr>
+                <w:rFonts w:ascii="Arial" w:hAnsi="Arial"/>
+                <w:sz w:val="22"/>
+              </w:rPr>
+              <w:t>2025-09-30</w:t>
+            </w:r>
+          </w:p>
+        </w:tc>
+      </w:tr>
+      <w:tr>
+        <w:tc>
+          <w:tcPr>
+            <w:tcW w:type="dxa" w:w="1040"/>
+          </w:tcPr>
+          <w:p>
+            <w:r/>
+            <w:r>
+              <w:rPr>
+                <w:rFonts w:ascii="Arial" w:hAnsi="Arial"/>
+                <w:sz w:val="22"/>
+              </w:rPr>
+              <w:t>Retail Other</w:t>
+            </w:r>
+          </w:p>
+        </w:tc>
+        <w:tc>
+          <w:tcPr>
+            <w:tcW w:type="dxa" w:w="1040"/>
+          </w:tcPr>
+          <w:p>
+            <w:r/>
+            <w:r>
+              <w:rPr>
+                <w:rFonts w:ascii="Arial" w:hAnsi="Arial"/>
+                <w:sz w:val="22"/>
+              </w:rPr>
+              <w:t>retail_other</w:t>
+            </w:r>
+          </w:p>
+        </w:tc>
+        <w:tc>
+          <w:tcPr>
+            <w:tcW w:type="dxa" w:w="1040"/>
+          </w:tcPr>
+          <w:p>
+            <w:r/>
+            <w:r>
+              <w:rPr>
+                <w:rFonts w:ascii="Arial" w:hAnsi="Arial"/>
+                <w:sz w:val="22"/>
+              </w:rPr>
+              <w:t>base</w:t>
+            </w:r>
+          </w:p>
+        </w:tc>
+        <w:tc>
+          <w:tcPr>
+            <w:tcW w:type="dxa" w:w="1040"/>
+          </w:tcPr>
+          <w:p>
+            <w:r/>
+            <w:r>
+              <w:rPr>
+                <w:rFonts w:ascii="Arial" w:hAnsi="Arial"/>
+                <w:sz w:val="22"/>
+              </w:rPr>
+              <w:t>57 bps</w:t>
+            </w:r>
+          </w:p>
+        </w:tc>
+        <w:tc>
+          <w:tcPr>
+            <w:tcW w:type="dxa" w:w="1040"/>
+          </w:tcPr>
+          <w:p>
+            <w:r/>
+            <w:r>
+              <w:rPr>
+                <w:rFonts w:ascii="Arial" w:hAnsi="Arial"/>
+                <w:sz w:val="22"/>
+              </w:rPr>
+              <w:t>0.02</w:t>
+            </w:r>
+          </w:p>
+        </w:tc>
+        <w:tc>
+          <w:tcPr>
+            <w:tcW w:type="dxa" w:w="1040"/>
+          </w:tcPr>
+          <w:p>
+            <w:r/>
+            <w:r>
+              <w:rPr>
+                <w:rFonts w:ascii="Arial" w:hAnsi="Arial"/>
+                <w:sz w:val="22"/>
+              </w:rPr>
+              <w:t>0.36</w:t>
+            </w:r>
+          </w:p>
+        </w:tc>
+        <w:tc>
+          <w:tcPr>
+            <w:tcW w:type="dxa" w:w="1040"/>
+          </w:tcPr>
+          <w:p>
+            <w:r/>
+            <w:r>
+              <w:rPr>
+                <w:rFonts w:ascii="Arial" w:hAnsi="Arial"/>
+                <w:sz w:val="22"/>
+              </w:rPr>
+              <w:t>57 bps</w:t>
+            </w:r>
+          </w:p>
+        </w:tc>
+        <w:tc>
+          <w:tcPr>
+            <w:tcW w:type="dxa" w:w="1040"/>
+          </w:tcPr>
+          <w:p>
+            <w:r/>
+            <w:r>
+              <w:rPr>
+                <w:rFonts w:ascii="Arial" w:hAnsi="Arial"/>
+                <w:sz w:val="22"/>
+              </w:rPr>
+              <w:t>57 bps</w:t>
+            </w:r>
+          </w:p>
+        </w:tc>
+        <w:tc>
+          <w:tcPr>
+            <w:tcW w:type="dxa" w:w="1040"/>
+          </w:tcPr>
+          <w:p>
+            <w:r/>
+            <w:r>
+              <w:rPr>
+                <w:rFonts w:ascii="Arial" w:hAnsi="Arial"/>
+                <w:sz w:val="22"/>
+              </w:rPr>
+              <w:t>2025-09-30</w:t>
+            </w:r>
+          </w:p>
+        </w:tc>
+      </w:tr>
+      <w:tr>
+        <w:tc>
+          <w:tcPr>
+            <w:tcW w:type="dxa" w:w="1040"/>
+          </w:tcPr>
+          <w:p>
+            <w:r/>
+            <w:r>
+              <w:rPr>
+                <w:rFonts w:ascii="Arial" w:hAnsi="Arial"/>
+                <w:sz w:val="22"/>
+              </w:rPr>
+              <w:t>Retail Other</w:t>
+            </w:r>
+          </w:p>
+        </w:tc>
+        <w:tc>
+          <w:tcPr>
+            <w:tcW w:type="dxa" w:w="1040"/>
+          </w:tcPr>
+          <w:p>
+            <w:r/>
+            <w:r>
+              <w:rPr>
+                <w:rFonts w:ascii="Arial" w:hAnsi="Arial"/>
+                <w:sz w:val="22"/>
+              </w:rPr>
+              <w:t>retail_other</w:t>
+            </w:r>
+          </w:p>
+        </w:tc>
+        <w:tc>
+          <w:tcPr>
+            <w:tcW w:type="dxa" w:w="1040"/>
+          </w:tcPr>
+          <w:p>
+            <w:r/>
+            <w:r>
+              <w:rPr>
+                <w:rFonts w:ascii="Arial" w:hAnsi="Arial"/>
+                <w:sz w:val="22"/>
+              </w:rPr>
+              <w:t>mild</w:t>
+            </w:r>
+          </w:p>
+        </w:tc>
+        <w:tc>
+          <w:tcPr>
+            <w:tcW w:type="dxa" w:w="1040"/>
+          </w:tcPr>
+          <w:p>
+            <w:r/>
+            <w:r>
+              <w:rPr>
+                <w:rFonts w:ascii="Arial" w:hAnsi="Arial"/>
+                <w:sz w:val="22"/>
+              </w:rPr>
+              <w:t>57 bps</w:t>
+            </w:r>
+          </w:p>
+        </w:tc>
+        <w:tc>
+          <w:tcPr>
+            <w:tcW w:type="dxa" w:w="1040"/>
+          </w:tcPr>
+          <w:p>
+            <w:r/>
+            <w:r>
+              <w:rPr>
+                <w:rFonts w:ascii="Arial" w:hAnsi="Arial"/>
+                <w:sz w:val="22"/>
+              </w:rPr>
+              <w:t>0.02</w:t>
+            </w:r>
+          </w:p>
+        </w:tc>
+        <w:tc>
+          <w:tcPr>
+            <w:tcW w:type="dxa" w:w="1040"/>
+          </w:tcPr>
+          <w:p>
+            <w:r/>
+            <w:r>
+              <w:rPr>
+                <w:rFonts w:ascii="Arial" w:hAnsi="Arial"/>
+                <w:sz w:val="22"/>
+              </w:rPr>
+              <w:t>0.44</w:t>
+            </w:r>
+          </w:p>
+        </w:tc>
+        <w:tc>
+          <w:tcPr>
+            <w:tcW w:type="dxa" w:w="1040"/>
+          </w:tcPr>
+          <w:p>
+            <w:r/>
+            <w:r>
+              <w:rPr>
+                <w:rFonts w:ascii="Arial" w:hAnsi="Arial"/>
+                <w:sz w:val="22"/>
+              </w:rPr>
+              <w:t>102 bps</w:t>
+            </w:r>
+          </w:p>
+        </w:tc>
+        <w:tc>
+          <w:tcPr>
+            <w:tcW w:type="dxa" w:w="1040"/>
+          </w:tcPr>
+          <w:p>
+            <w:r/>
+            <w:r>
+              <w:rPr>
+                <w:rFonts w:ascii="Arial" w:hAnsi="Arial"/>
+                <w:sz w:val="22"/>
+              </w:rPr>
+              <w:t>112 bps</w:t>
+            </w:r>
+          </w:p>
+        </w:tc>
+        <w:tc>
+          <w:tcPr>
+            <w:tcW w:type="dxa" w:w="1040"/>
+          </w:tcPr>
+          <w:p>
+            <w:r/>
+            <w:r>
+              <w:rPr>
+                <w:rFonts w:ascii="Arial" w:hAnsi="Arial"/>
+                <w:sz w:val="22"/>
+              </w:rPr>
+              <w:t>2025-09-30</w:t>
+            </w:r>
+          </w:p>
+        </w:tc>
+      </w:tr>
+      <w:tr>
+        <w:tc>
+          <w:tcPr>
+            <w:tcW w:type="dxa" w:w="1040"/>
+          </w:tcPr>
+          <w:p>
+            <w:r/>
+            <w:r>
+              <w:rPr>
+                <w:rFonts w:ascii="Arial" w:hAnsi="Arial"/>
+                <w:sz w:val="22"/>
+              </w:rPr>
+              <w:t>Retail Other</w:t>
+            </w:r>
+          </w:p>
+        </w:tc>
+        <w:tc>
+          <w:tcPr>
+            <w:tcW w:type="dxa" w:w="1040"/>
+          </w:tcPr>
+          <w:p>
+            <w:r/>
+            <w:r>
+              <w:rPr>
+                <w:rFonts w:ascii="Arial" w:hAnsi="Arial"/>
+                <w:sz w:val="22"/>
+              </w:rPr>
+              <w:t>retail_other</w:t>
+            </w:r>
+          </w:p>
+        </w:tc>
+        <w:tc>
+          <w:tcPr>
+            <w:tcW w:type="dxa" w:w="1040"/>
+          </w:tcPr>
+          <w:p>
+            <w:r/>
+            <w:r>
+              <w:rPr>
+                <w:rFonts w:ascii="Arial" w:hAnsi="Arial"/>
+                <w:sz w:val="22"/>
+              </w:rPr>
+              <w:t>severe</w:t>
+            </w:r>
+          </w:p>
+        </w:tc>
+        <w:tc>
+          <w:tcPr>
+            <w:tcW w:type="dxa" w:w="1040"/>
+          </w:tcPr>
+          <w:p>
+            <w:r/>
+            <w:r>
+              <w:rPr>
+                <w:rFonts w:ascii="Arial" w:hAnsi="Arial"/>
+                <w:sz w:val="22"/>
+              </w:rPr>
+              <w:t>57 bps</w:t>
+            </w:r>
+          </w:p>
+        </w:tc>
+        <w:tc>
+          <w:tcPr>
+            <w:tcW w:type="dxa" w:w="1040"/>
+          </w:tcPr>
+          <w:p>
+            <w:r/>
+            <w:r>
+              <w:rPr>
+                <w:rFonts w:ascii="Arial" w:hAnsi="Arial"/>
+                <w:sz w:val="22"/>
+              </w:rPr>
+              <w:t>0.04</w:t>
+            </w:r>
+          </w:p>
+        </w:tc>
+        <w:tc>
+          <w:tcPr>
+            <w:tcW w:type="dxa" w:w="1040"/>
+          </w:tcPr>
+          <w:p>
+            <w:r/>
+            <w:r>
+              <w:rPr>
+                <w:rFonts w:ascii="Arial" w:hAnsi="Arial"/>
+                <w:sz w:val="22"/>
+              </w:rPr>
+              <w:t>0.51</w:t>
+            </w:r>
+          </w:p>
+        </w:tc>
+        <w:tc>
+          <w:tcPr>
+            <w:tcW w:type="dxa" w:w="1040"/>
+          </w:tcPr>
+          <w:p>
+            <w:r/>
+            <w:r>
+              <w:rPr>
+                <w:rFonts w:ascii="Arial" w:hAnsi="Arial"/>
+                <w:sz w:val="22"/>
+              </w:rPr>
+              <w:t>198 bps</w:t>
+            </w:r>
+          </w:p>
+        </w:tc>
+        <w:tc>
+          <w:tcPr>
+            <w:tcW w:type="dxa" w:w="1040"/>
+          </w:tcPr>
+          <w:p>
+            <w:r/>
+            <w:r>
+              <w:rPr>
+                <w:rFonts w:ascii="Arial" w:hAnsi="Arial"/>
+                <w:sz w:val="22"/>
+              </w:rPr>
+              <w:t>247 bps</w:t>
+            </w:r>
+          </w:p>
+        </w:tc>
+        <w:tc>
+          <w:tcPr>
+            <w:tcW w:type="dxa" w:w="1040"/>
+          </w:tcPr>
+          <w:p>
+            <w:r/>
+            <w:r>
+              <w:rPr>
+                <w:rFonts w:ascii="Arial" w:hAnsi="Arial"/>
+                <w:sz w:val="22"/>
+              </w:rPr>
+              <w:t>2025-09-30</w:t>
+            </w:r>
+          </w:p>
+        </w:tc>
+      </w:tr>
+      <w:tr>
+        <w:tc>
+          <w:tcPr>
+            <w:tcW w:type="dxa" w:w="1040"/>
+          </w:tcPr>
+          <w:p>
+            <w:r/>
+            <w:r>
+              <w:rPr>
+                <w:rFonts w:ascii="Arial" w:hAnsi="Arial"/>
+                <w:sz w:val="22"/>
+              </w:rPr>
+              <w:t>Retail SME</w:t>
+            </w:r>
+          </w:p>
+        </w:tc>
+        <w:tc>
+          <w:tcPr>
+            <w:tcW w:type="dxa" w:w="1040"/>
+          </w:tcPr>
+          <w:p>
+            <w:r/>
+            <w:r>
+              <w:rPr>
+                <w:rFonts w:ascii="Arial" w:hAnsi="Arial"/>
+                <w:sz w:val="22"/>
+              </w:rPr>
+              <w:t>retail_sme</w:t>
+            </w:r>
+          </w:p>
+        </w:tc>
+        <w:tc>
+          <w:tcPr>
+            <w:tcW w:type="dxa" w:w="1040"/>
+          </w:tcPr>
+          <w:p>
+            <w:r/>
+            <w:r>
+              <w:rPr>
+                <w:rFonts w:ascii="Arial" w:hAnsi="Arial"/>
+                <w:sz w:val="22"/>
+              </w:rPr>
+              <w:t>base</w:t>
+            </w:r>
+          </w:p>
+        </w:tc>
+        <w:tc>
+          <w:tcPr>
+            <w:tcW w:type="dxa" w:w="1040"/>
+          </w:tcPr>
+          <w:p>
+            <w:r/>
+            <w:r>
+              <w:rPr>
+                <w:rFonts w:ascii="Arial" w:hAnsi="Arial"/>
+                <w:sz w:val="22"/>
+              </w:rPr>
+              <w:t>120 bps</w:t>
+            </w:r>
+          </w:p>
+        </w:tc>
+        <w:tc>
+          <w:tcPr>
+            <w:tcW w:type="dxa" w:w="1040"/>
+          </w:tcPr>
+          <w:p>
+            <w:r/>
+            <w:r>
+              <w:rPr>
+                <w:rFonts w:ascii="Arial" w:hAnsi="Arial"/>
+                <w:sz w:val="22"/>
+              </w:rPr>
+              <w:t>0.03</w:t>
+            </w:r>
+          </w:p>
+        </w:tc>
+        <w:tc>
+          <w:tcPr>
+            <w:tcW w:type="dxa" w:w="1040"/>
+          </w:tcPr>
+          <w:p>
+            <w:r/>
+            <w:r>
+              <w:rPr>
+                <w:rFonts w:ascii="Arial" w:hAnsi="Arial"/>
+                <w:sz w:val="22"/>
+              </w:rPr>
+              <w:t>0.41</w:t>
+            </w:r>
+          </w:p>
+        </w:tc>
+        <w:tc>
+          <w:tcPr>
+            <w:tcW w:type="dxa" w:w="1040"/>
+          </w:tcPr>
+          <w:p>
+            <w:r/>
+            <w:r>
+              <w:rPr>
+                <w:rFonts w:ascii="Arial" w:hAnsi="Arial"/>
+                <w:sz w:val="22"/>
+              </w:rPr>
+              <w:t>120 bps</w:t>
+            </w:r>
+          </w:p>
+        </w:tc>
+        <w:tc>
+          <w:tcPr>
+            <w:tcW w:type="dxa" w:w="1040"/>
+          </w:tcPr>
+          <w:p>
+            <w:r/>
+            <w:r>
+              <w:rPr>
+                <w:rFonts w:ascii="Arial" w:hAnsi="Arial"/>
+                <w:sz w:val="22"/>
+              </w:rPr>
+              <w:t>120 bps</w:t>
+            </w:r>
+          </w:p>
+        </w:tc>
+        <w:tc>
+          <w:tcPr>
+            <w:tcW w:type="dxa" w:w="1040"/>
+          </w:tcPr>
+          <w:p>
+            <w:r/>
+            <w:r>
+              <w:rPr>
+                <w:rFonts w:ascii="Arial" w:hAnsi="Arial"/>
+                <w:sz w:val="22"/>
+              </w:rPr>
+              <w:t>2025-09-30</w:t>
+            </w:r>
+          </w:p>
+        </w:tc>
+      </w:tr>
+      <w:tr>
+        <w:tc>
+          <w:tcPr>
+            <w:tcW w:type="dxa" w:w="1040"/>
+          </w:tcPr>
+          <w:p>
+            <w:r/>
+            <w:r>
+              <w:rPr>
+                <w:rFonts w:ascii="Arial" w:hAnsi="Arial"/>
+                <w:sz w:val="22"/>
+              </w:rPr>
+              <w:t>Retail SME</w:t>
+            </w:r>
+          </w:p>
+        </w:tc>
+        <w:tc>
+          <w:tcPr>
+            <w:tcW w:type="dxa" w:w="1040"/>
+          </w:tcPr>
+          <w:p>
+            <w:r/>
+            <w:r>
+              <w:rPr>
+                <w:rFonts w:ascii="Arial" w:hAnsi="Arial"/>
+                <w:sz w:val="22"/>
+              </w:rPr>
+              <w:t>retail_sme</w:t>
+            </w:r>
+          </w:p>
+        </w:tc>
+        <w:tc>
+          <w:tcPr>
+            <w:tcW w:type="dxa" w:w="1040"/>
+          </w:tcPr>
+          <w:p>
+            <w:r/>
+            <w:r>
+              <w:rPr>
+                <w:rFonts w:ascii="Arial" w:hAnsi="Arial"/>
+                <w:sz w:val="22"/>
+              </w:rPr>
+              <w:t>mild</w:t>
+            </w:r>
+          </w:p>
+        </w:tc>
+        <w:tc>
+          <w:tcPr>
+            <w:tcW w:type="dxa" w:w="1040"/>
+          </w:tcPr>
+          <w:p>
+            <w:r/>
+            <w:r>
+              <w:rPr>
+                <w:rFonts w:ascii="Arial" w:hAnsi="Arial"/>
+                <w:sz w:val="22"/>
+              </w:rPr>
+              <w:t>120 bps</w:t>
+            </w:r>
+          </w:p>
+        </w:tc>
+        <w:tc>
+          <w:tcPr>
+            <w:tcW w:type="dxa" w:w="1040"/>
+          </w:tcPr>
+          <w:p>
+            <w:r/>
+            <w:r>
+              <w:rPr>
+                <w:rFonts w:ascii="Arial" w:hAnsi="Arial"/>
+                <w:sz w:val="22"/>
+              </w:rPr>
+              <w:t>0.04</w:t>
+            </w:r>
+          </w:p>
+        </w:tc>
+        <w:tc>
+          <w:tcPr>
+            <w:tcW w:type="dxa" w:w="1040"/>
+          </w:tcPr>
+          <w:p>
+            <w:r/>
+            <w:r>
+              <w:rPr>
+                <w:rFonts w:ascii="Arial" w:hAnsi="Arial"/>
+                <w:sz w:val="22"/>
+              </w:rPr>
+              <w:t>0.50</w:t>
+            </w:r>
+          </w:p>
+        </w:tc>
+        <w:tc>
+          <w:tcPr>
+            <w:tcW w:type="dxa" w:w="1040"/>
+          </w:tcPr>
+          <w:p>
+            <w:r/>
+            <w:r>
+              <w:rPr>
+                <w:rFonts w:ascii="Arial" w:hAnsi="Arial"/>
+                <w:sz w:val="22"/>
+              </w:rPr>
+              <w:t>215 bps</w:t>
+            </w:r>
+          </w:p>
+        </w:tc>
+        <w:tc>
+          <w:tcPr>
+            <w:tcW w:type="dxa" w:w="1040"/>
+          </w:tcPr>
+          <w:p>
+            <w:r/>
+            <w:r>
+              <w:rPr>
+                <w:rFonts w:ascii="Arial" w:hAnsi="Arial"/>
+                <w:sz w:val="22"/>
+              </w:rPr>
+              <w:t>237 bps</w:t>
+            </w:r>
+          </w:p>
+        </w:tc>
+        <w:tc>
+          <w:tcPr>
+            <w:tcW w:type="dxa" w:w="1040"/>
+          </w:tcPr>
+          <w:p>
+            <w:r/>
+            <w:r>
+              <w:rPr>
+                <w:rFonts w:ascii="Arial" w:hAnsi="Arial"/>
+                <w:sz w:val="22"/>
+              </w:rPr>
+              <w:t>2025-09-30</w:t>
+            </w:r>
+          </w:p>
+        </w:tc>
+      </w:tr>
+      <w:tr>
+        <w:tc>
+          <w:tcPr>
+            <w:tcW w:type="dxa" w:w="1040"/>
+          </w:tcPr>
+          <w:p>
+            <w:r/>
+            <w:r>
+              <w:rPr>
+                <w:rFonts w:ascii="Arial" w:hAnsi="Arial"/>
+                <w:sz w:val="22"/>
+              </w:rPr>
+              <w:t>Retail SME</w:t>
+            </w:r>
+          </w:p>
+        </w:tc>
+        <w:tc>
+          <w:tcPr>
+            <w:tcW w:type="dxa" w:w="1040"/>
+          </w:tcPr>
+          <w:p>
+            <w:r/>
+            <w:r>
+              <w:rPr>
+                <w:rFonts w:ascii="Arial" w:hAnsi="Arial"/>
+                <w:sz w:val="22"/>
+              </w:rPr>
+              <w:t>retail_sme</w:t>
+            </w:r>
+          </w:p>
+        </w:tc>
+        <w:tc>
+          <w:tcPr>
+            <w:tcW w:type="dxa" w:w="1040"/>
+          </w:tcPr>
+          <w:p>
+            <w:r/>
+            <w:r>
+              <w:rPr>
+                <w:rFonts w:ascii="Arial" w:hAnsi="Arial"/>
+                <w:sz w:val="22"/>
+              </w:rPr>
+              <w:t>severe</w:t>
+            </w:r>
+          </w:p>
+        </w:tc>
+        <w:tc>
+          <w:tcPr>
+            <w:tcW w:type="dxa" w:w="1040"/>
+          </w:tcPr>
+          <w:p>
+            <w:r/>
+            <w:r>
+              <w:rPr>
+                <w:rFonts w:ascii="Arial" w:hAnsi="Arial"/>
+                <w:sz w:val="22"/>
+              </w:rPr>
+              <w:t>120 bps</w:t>
+            </w:r>
+          </w:p>
+        </w:tc>
+        <w:tc>
+          <w:tcPr>
+            <w:tcW w:type="dxa" w:w="1040"/>
+          </w:tcPr>
+          <w:p>
+            <w:r/>
+            <w:r>
+              <w:rPr>
+                <w:rFonts w:ascii="Arial" w:hAnsi="Arial"/>
+                <w:sz w:val="22"/>
+              </w:rPr>
+              <w:t>0.07</w:t>
+            </w:r>
+          </w:p>
+        </w:tc>
+        <w:tc>
+          <w:tcPr>
+            <w:tcW w:type="dxa" w:w="1040"/>
+          </w:tcPr>
+          <w:p>
+            <w:r/>
+            <w:r>
+              <w:rPr>
+                <w:rFonts w:ascii="Arial" w:hAnsi="Arial"/>
+                <w:sz w:val="22"/>
+              </w:rPr>
+              <w:t>0.58</w:t>
+            </w:r>
+          </w:p>
+        </w:tc>
+        <w:tc>
+          <w:tcPr>
+            <w:tcW w:type="dxa" w:w="1040"/>
+          </w:tcPr>
+          <w:p>
+            <w:r/>
+            <w:r>
+              <w:rPr>
+                <w:rFonts w:ascii="Arial" w:hAnsi="Arial"/>
+                <w:sz w:val="22"/>
+              </w:rPr>
+              <w:t>419 bps</w:t>
+            </w:r>
+          </w:p>
+        </w:tc>
+        <w:tc>
+          <w:tcPr>
+            <w:tcW w:type="dxa" w:w="1040"/>
+          </w:tcPr>
+          <w:p>
+            <w:r/>
+            <w:r>
+              <w:rPr>
+                <w:rFonts w:ascii="Arial" w:hAnsi="Arial"/>
+                <w:sz w:val="22"/>
+              </w:rPr>
+              <w:t>523 bps</w:t>
+            </w:r>
+          </w:p>
+        </w:tc>
+        <w:tc>
+          <w:tcPr>
+            <w:tcW w:type="dxa" w:w="1040"/>
+          </w:tcPr>
+          <w:p>
+            <w:r/>
+            <w:r>
+              <w:rPr>
+                <w:rFonts w:ascii="Arial" w:hAnsi="Arial"/>
+                <w:sz w:val="22"/>
+              </w:rPr>
+              <w:t>2025-09-30</w:t>
+            </w:r>
+          </w:p>
+        </w:tc>
+      </w:tr>
+      <w:tr>
+        <w:tc>
+          <w:tcPr>
+            <w:tcW w:type="dxa" w:w="1040"/>
           </w:tcPr>
           <w:p>
             <w:r/>
@@ -6056,7 +8524,7 @@
         </w:tc>
         <w:tc>
           <w:tcPr>
-            <w:tcW w:type="dxa" w:w="1337"/>
+            <w:tcW w:type="dxa" w:w="1040"/>
           </w:tcPr>
           <w:p>
             <w:r/>
@@ -6071,7 +8539,22 @@
         </w:tc>
         <w:tc>
           <w:tcPr>
-            <w:tcW w:type="dxa" w:w="1337"/>
+            <w:tcW w:type="dxa" w:w="1040"/>
+          </w:tcPr>
+          <w:p>
+            <w:r/>
+            <w:r>
+              <w:rPr>
+                <w:rFonts w:ascii="Arial" w:hAnsi="Arial"/>
+                <w:sz w:val="22"/>
+              </w:rPr>
+              <w:t>base</w:t>
+            </w:r>
+          </w:p>
+        </w:tc>
+        <w:tc>
+          <w:tcPr>
+            <w:tcW w:type="dxa" w:w="1040"/>
           </w:tcPr>
           <w:p>
             <w:r/>
@@ -6086,7 +8569,7 @@
         </w:tc>
         <w:tc>
           <w:tcPr>
-            <w:tcW w:type="dxa" w:w="1337"/>
+            <w:tcW w:type="dxa" w:w="1040"/>
           </w:tcPr>
           <w:p>
             <w:r/>
@@ -6101,7 +8584,144 @@
         </w:tc>
         <w:tc>
           <w:tcPr>
-            <w:tcW w:type="dxa" w:w="1337"/>
+            <w:tcW w:type="dxa" w:w="1040"/>
+          </w:tcPr>
+          <w:p>
+            <w:r/>
+            <w:r>
+              <w:rPr>
+                <w:rFonts w:ascii="Arial" w:hAnsi="Arial"/>
+                <w:sz w:val="22"/>
+              </w:rPr>
+              <w:t>0.05</w:t>
+            </w:r>
+          </w:p>
+        </w:tc>
+        <w:tc>
+          <w:tcPr>
+            <w:tcW w:type="dxa" w:w="1040"/>
+          </w:tcPr>
+          <w:p>
+            <w:r/>
+            <w:r>
+              <w:rPr>
+                <w:rFonts w:ascii="Arial" w:hAnsi="Arial"/>
+                <w:sz w:val="22"/>
+              </w:rPr>
+              <w:t>5 bps</w:t>
+            </w:r>
+          </w:p>
+        </w:tc>
+        <w:tc>
+          <w:tcPr>
+            <w:tcW w:type="dxa" w:w="1040"/>
+          </w:tcPr>
+          <w:p>
+            <w:r/>
+            <w:r>
+              <w:rPr>
+                <w:rFonts w:ascii="Arial" w:hAnsi="Arial"/>
+                <w:sz w:val="22"/>
+              </w:rPr>
+              <w:t>5 bps</w:t>
+            </w:r>
+          </w:p>
+        </w:tc>
+        <w:tc>
+          <w:tcPr>
+            <w:tcW w:type="dxa" w:w="1040"/>
+          </w:tcPr>
+          <w:p>
+            <w:r/>
+            <w:r>
+              <w:rPr>
+                <w:rFonts w:ascii="Arial" w:hAnsi="Arial"/>
+                <w:sz w:val="22"/>
+              </w:rPr>
+              <w:t>2025-09-30</w:t>
+            </w:r>
+          </w:p>
+        </w:tc>
+      </w:tr>
+      <w:tr>
+        <w:tc>
+          <w:tcPr>
+            <w:tcW w:type="dxa" w:w="1040"/>
+          </w:tcPr>
+          <w:p>
+            <w:r/>
+            <w:r>
+              <w:rPr>
+                <w:rFonts w:ascii="Arial" w:hAnsi="Arial"/>
+                <w:sz w:val="22"/>
+              </w:rPr>
+              <w:t>Sovereign</w:t>
+            </w:r>
+          </w:p>
+        </w:tc>
+        <w:tc>
+          <w:tcPr>
+            <w:tcW w:type="dxa" w:w="1040"/>
+          </w:tcPr>
+          <w:p>
+            <w:r/>
+            <w:r>
+              <w:rPr>
+                <w:rFonts w:ascii="Arial" w:hAnsi="Arial"/>
+                <w:sz w:val="22"/>
+              </w:rPr>
+              <w:t>sovereign</w:t>
+            </w:r>
+          </w:p>
+        </w:tc>
+        <w:tc>
+          <w:tcPr>
+            <w:tcW w:type="dxa" w:w="1040"/>
+          </w:tcPr>
+          <w:p>
+            <w:r/>
+            <w:r>
+              <w:rPr>
+                <w:rFonts w:ascii="Arial" w:hAnsi="Arial"/>
+                <w:sz w:val="22"/>
+              </w:rPr>
+              <w:t>mild</w:t>
+            </w:r>
+          </w:p>
+        </w:tc>
+        <w:tc>
+          <w:tcPr>
+            <w:tcW w:type="dxa" w:w="1040"/>
+          </w:tcPr>
+          <w:p>
+            <w:r/>
+            <w:r>
+              <w:rPr>
+                <w:rFonts w:ascii="Arial" w:hAnsi="Arial"/>
+                <w:sz w:val="22"/>
+              </w:rPr>
+              <w:t>5 bps</w:t>
+            </w:r>
+          </w:p>
+        </w:tc>
+        <w:tc>
+          <w:tcPr>
+            <w:tcW w:type="dxa" w:w="1040"/>
+          </w:tcPr>
+          <w:p>
+            <w:r/>
+            <w:r>
+              <w:rPr>
+                <w:rFonts w:ascii="Arial" w:hAnsi="Arial"/>
+                <w:sz w:val="22"/>
+              </w:rPr>
+              <w:t>0.01</w:t>
+            </w:r>
+          </w:p>
+        </w:tc>
+        <w:tc>
+          <w:tcPr>
+            <w:tcW w:type="dxa" w:w="1040"/>
           </w:tcPr>
           <w:p>
             <w:r/>
@@ -6116,7 +8736,7 @@
         </w:tc>
         <w:tc>
           <w:tcPr>
-            <w:tcW w:type="dxa" w:w="1337"/>
+            <w:tcW w:type="dxa" w:w="1040"/>
           </w:tcPr>
           <w:p>
             <w:r/>
@@ -6131,7 +8751,159 @@
         </w:tc>
         <w:tc>
           <w:tcPr>
-            <w:tcW w:type="dxa" w:w="1337"/>
+            <w:tcW w:type="dxa" w:w="1040"/>
+          </w:tcPr>
+          <w:p>
+            <w:r/>
+            <w:r>
+              <w:rPr>
+                <w:rFonts w:ascii="Arial" w:hAnsi="Arial"/>
+                <w:sz w:val="22"/>
+              </w:rPr>
+              <w:t>9 bps</w:t>
+            </w:r>
+          </w:p>
+        </w:tc>
+        <w:tc>
+          <w:tcPr>
+            <w:tcW w:type="dxa" w:w="1040"/>
+          </w:tcPr>
+          <w:p>
+            <w:r/>
+            <w:r>
+              <w:rPr>
+                <w:rFonts w:ascii="Arial" w:hAnsi="Arial"/>
+                <w:sz w:val="22"/>
+              </w:rPr>
+              <w:t>2025-09-30</w:t>
+            </w:r>
+          </w:p>
+        </w:tc>
+      </w:tr>
+      <w:tr>
+        <w:tc>
+          <w:tcPr>
+            <w:tcW w:type="dxa" w:w="1040"/>
+          </w:tcPr>
+          <w:p>
+            <w:r/>
+            <w:r>
+              <w:rPr>
+                <w:rFonts w:ascii="Arial" w:hAnsi="Arial"/>
+                <w:sz w:val="22"/>
+              </w:rPr>
+              <w:t>Sovereign</w:t>
+            </w:r>
+          </w:p>
+        </w:tc>
+        <w:tc>
+          <w:tcPr>
+            <w:tcW w:type="dxa" w:w="1040"/>
+          </w:tcPr>
+          <w:p>
+            <w:r/>
+            <w:r>
+              <w:rPr>
+                <w:rFonts w:ascii="Arial" w:hAnsi="Arial"/>
+                <w:sz w:val="22"/>
+              </w:rPr>
+              <w:t>sovereign</w:t>
+            </w:r>
+          </w:p>
+        </w:tc>
+        <w:tc>
+          <w:tcPr>
+            <w:tcW w:type="dxa" w:w="1040"/>
+          </w:tcPr>
+          <w:p>
+            <w:r/>
+            <w:r>
+              <w:rPr>
+                <w:rFonts w:ascii="Arial" w:hAnsi="Arial"/>
+                <w:sz w:val="22"/>
+              </w:rPr>
+              <w:t>severe</w:t>
+            </w:r>
+          </w:p>
+        </w:tc>
+        <w:tc>
+          <w:tcPr>
+            <w:tcW w:type="dxa" w:w="1040"/>
+          </w:tcPr>
+          <w:p>
+            <w:r/>
+            <w:r>
+              <w:rPr>
+                <w:rFonts w:ascii="Arial" w:hAnsi="Arial"/>
+                <w:sz w:val="22"/>
+              </w:rPr>
+              <w:t>5 bps</w:t>
+            </w:r>
+          </w:p>
+        </w:tc>
+        <w:tc>
+          <w:tcPr>
+            <w:tcW w:type="dxa" w:w="1040"/>
+          </w:tcPr>
+          <w:p>
+            <w:r/>
+            <w:r>
+              <w:rPr>
+                <w:rFonts w:ascii="Arial" w:hAnsi="Arial"/>
+                <w:sz w:val="22"/>
+              </w:rPr>
+              <w:t>0.02</w:t>
+            </w:r>
+          </w:p>
+        </w:tc>
+        <w:tc>
+          <w:tcPr>
+            <w:tcW w:type="dxa" w:w="1040"/>
+          </w:tcPr>
+          <w:p>
+            <w:r/>
+            <w:r>
+              <w:rPr>
+                <w:rFonts w:ascii="Arial" w:hAnsi="Arial"/>
+                <w:sz w:val="22"/>
+              </w:rPr>
+              <w:t>0.07</w:t>
+            </w:r>
+          </w:p>
+        </w:tc>
+        <w:tc>
+          <w:tcPr>
+            <w:tcW w:type="dxa" w:w="1040"/>
+          </w:tcPr>
+          <w:p>
+            <w:r/>
+            <w:r>
+              <w:rPr>
+                <w:rFonts w:ascii="Arial" w:hAnsi="Arial"/>
+                <w:sz w:val="22"/>
+              </w:rPr>
+              <w:t>16 bps</w:t>
+            </w:r>
+          </w:p>
+        </w:tc>
+        <w:tc>
+          <w:tcPr>
+            <w:tcW w:type="dxa" w:w="1040"/>
+          </w:tcPr>
+          <w:p>
+            <w:r/>
+            <w:r>
+              <w:rPr>
+                <w:rFonts w:ascii="Arial" w:hAnsi="Arial"/>
+                <w:sz w:val="22"/>
+              </w:rPr>
+              <w:t>21 bps</w:t>
+            </w:r>
+          </w:p>
+        </w:tc>
+        <w:tc>
+          <w:tcPr>
+            <w:tcW w:type="dxa" w:w="1040"/>
           </w:tcPr>
           <w:p>
             <w:r/>
@@ -6146,6 +8918,441 @@
         </w:tc>
       </w:tr>
     </w:tbl>
+    <w:p>
+      <w:r>
+        <w:rPr>
+          <w:rFonts w:ascii="Arial" w:hAnsi="Arial"/>
+          <w:b/>
+          <w:sz w:val="28"/>
+        </w:rPr>
+        <w:t>4a. Stress Scenarios &amp; Governance</w:t>
+      </w:r>
+    </w:p>
+    <w:p>
+      <w:r>
+        <w:rPr>
+          <w:rFonts w:ascii="Arial" w:hAnsi="Arial"/>
+          <w:b w:val="0"/>
+          <w:i w:val="0"/>
+          <w:sz w:val="22"/>
+        </w:rPr>
+        <w:t>Scenario macro paths — shocks map from a stated path:</w:t>
+      </w:r>
+    </w:p>
+    <w:p>
+      <w:pPr>
+        <w:pStyle w:val="ListBullet"/>
+      </w:pPr>
+      <w:r>
+        <w:rPr>
+          <w:rFonts w:ascii="Arial" w:hAnsi="Arial"/>
+          <w:sz w:val="22"/>
+        </w:rPr>
+        <w:t>Base (current environment) — Current conditions, no recession overlay. GDP growth around trend, unemployment broadly stable, cash rate and property prices at the latest observed levels (RBA SMP / FSR baseline).</w:t>
+      </w:r>
+    </w:p>
+    <w:p>
+      <w:pPr>
+        <w:pStyle w:val="ListBullet"/>
+      </w:pPr>
+      <w:r>
+        <w:rPr>
+          <w:rFonts w:ascii="Arial" w:hAnsi="Arial"/>
+          <w:sz w:val="22"/>
+        </w:rPr>
+        <w:t>Mild recession (Basel CRE36.51 minimum) — Basel CRE36.51 mandatory minimum — two consecutive quarters of zero GDP growth. Unemployment rises ~1.0-1.5pp, modest property-price softening (~5-10%), and some drawdown of undrawn limits as borrowers seek liquidity (PD/LGD/EAD all stressed).</w:t>
+      </w:r>
+    </w:p>
+    <w:p>
+      <w:pPr>
+        <w:pStyle w:val="ListBullet"/>
+      </w:pPr>
+      <w:r>
+        <w:rPr>
+          <w:rFonts w:ascii="Arial" w:hAnsi="Arial"/>
+          <w:sz w:val="22"/>
+        </w:rPr>
+        <w:t>Severe recession (GFC-like) — GFC-like severe-but-plausible downturn (APS 220 para 72). Multi-quarter contraction, unemployment +3-4pp, property prices -20% to -30%, and a sharp utilisation spike on revolving facilities into default.</w:t>
+      </w:r>
+    </w:p>
+    <w:p>
+      <w:r>
+        <w:rPr>
+          <w:rFonts w:ascii="Arial" w:hAnsi="Arial"/>
+          <w:b/>
+          <w:sz w:val="28"/>
+        </w:rPr>
+        <w:t>Reverse stress — multiplier that breaches the reality-check band</w:t>
+      </w:r>
+    </w:p>
+    <w:tbl>
+      <w:tblPr>
+        <w:tblStyle w:val="TableGrid"/>
+        <w:tblW w:type="auto" w:w="0"/>
+        <w:tblLook w:firstColumn="1" w:firstRow="1" w:lastColumn="0" w:lastRow="0" w:noHBand="0" w:noVBand="1" w:val="04A0"/>
+      </w:tblPr>
+      <w:tblGrid>
+        <w:gridCol w:w="1872"/>
+        <w:gridCol w:w="1872"/>
+        <w:gridCol w:w="1872"/>
+        <w:gridCol w:w="1872"/>
+        <w:gridCol w:w="1872"/>
+      </w:tblGrid>
+      <w:tr>
+        <w:tc>
+          <w:tcPr>
+            <w:tcW w:type="dxa" w:w="1872"/>
+            <w:shd w:val="clear" w:color="auto" w:fill="DDDDDD"/>
+          </w:tcPr>
+          <w:p>
+            <w:r/>
+            <w:r>
+              <w:rPr>
+                <w:rFonts w:ascii="Arial" w:hAnsi="Arial"/>
+                <w:b/>
+                <w:sz w:val="22"/>
+              </w:rPr>
+              <w:t>segment</w:t>
+            </w:r>
+          </w:p>
+        </w:tc>
+        <w:tc>
+          <w:tcPr>
+            <w:tcW w:type="dxa" w:w="1872"/>
+            <w:shd w:val="clear" w:color="auto" w:fill="DDDDDD"/>
+          </w:tcPr>
+          <w:p>
+            <w:r/>
+            <w:r>
+              <w:rPr>
+                <w:rFonts w:ascii="Arial" w:hAnsi="Arial"/>
+                <w:b/>
+                <w:sz w:val="22"/>
+              </w:rPr>
+              <w:t>product</w:t>
+            </w:r>
+          </w:p>
+        </w:tc>
+        <w:tc>
+          <w:tcPr>
+            <w:tcW w:type="dxa" w:w="1872"/>
+            <w:shd w:val="clear" w:color="auto" w:fill="DDDDDD"/>
+          </w:tcPr>
+          <w:p>
+            <w:r/>
+            <w:r>
+              <w:rPr>
+                <w:rFonts w:ascii="Arial" w:hAnsi="Arial"/>
+                <w:b/>
+                <w:sz w:val="22"/>
+              </w:rPr>
+              <w:t>base_pd</w:t>
+            </w:r>
+          </w:p>
+        </w:tc>
+        <w:tc>
+          <w:tcPr>
+            <w:tcW w:type="dxa" w:w="1872"/>
+            <w:shd w:val="clear" w:color="auto" w:fill="DDDDDD"/>
+          </w:tcPr>
+          <w:p>
+            <w:r/>
+            <w:r>
+              <w:rPr>
+                <w:rFonts w:ascii="Arial" w:hAnsi="Arial"/>
+                <w:b/>
+                <w:sz w:val="22"/>
+              </w:rPr>
+              <w:t>upper_band</w:t>
+            </w:r>
+          </w:p>
+        </w:tc>
+        <w:tc>
+          <w:tcPr>
+            <w:tcW w:type="dxa" w:w="1872"/>
+            <w:shd w:val="clear" w:color="auto" w:fill="DDDDDD"/>
+          </w:tcPr>
+          <w:p>
+            <w:r/>
+            <w:r>
+              <w:rPr>
+                <w:rFonts w:ascii="Arial" w:hAnsi="Arial"/>
+                <w:b/>
+                <w:sz w:val="22"/>
+              </w:rPr>
+              <w:t>breach_pd_x</w:t>
+            </w:r>
+          </w:p>
+        </w:tc>
+      </w:tr>
+      <w:tr>
+        <w:tc>
+          <w:tcPr>
+            <w:tcW w:type="dxa" w:w="1872"/>
+          </w:tcPr>
+          <w:p>
+            <w:r/>
+            <w:r>
+              <w:rPr>
+                <w:rFonts w:ascii="Arial" w:hAnsi="Arial"/>
+                <w:sz w:val="22"/>
+              </w:rPr>
+              <w:t>Commercial Property</w:t>
+            </w:r>
+          </w:p>
+        </w:tc>
+        <w:tc>
+          <w:tcPr>
+            <w:tcW w:type="dxa" w:w="1872"/>
+          </w:tcPr>
+          <w:p>
+            <w:r/>
+            <w:r>
+              <w:rPr>
+                <w:rFonts w:ascii="Arial" w:hAnsi="Arial"/>
+                <w:sz w:val="22"/>
+              </w:rPr>
+              <w:t>commercial_property</w:t>
+            </w:r>
+          </w:p>
+        </w:tc>
+        <w:tc>
+          <w:tcPr>
+            <w:tcW w:type="dxa" w:w="1872"/>
+          </w:tcPr>
+          <w:p>
+            <w:r/>
+            <w:r>
+              <w:rPr>
+                <w:rFonts w:ascii="Arial" w:hAnsi="Arial"/>
+                <w:sz w:val="22"/>
+              </w:rPr>
+              <w:t>0.02</w:t>
+            </w:r>
+          </w:p>
+        </w:tc>
+        <w:tc>
+          <w:tcPr>
+            <w:tcW w:type="dxa" w:w="1872"/>
+          </w:tcPr>
+          <w:p>
+            <w:r/>
+            <w:r>
+              <w:rPr>
+                <w:rFonts w:ascii="Arial" w:hAnsi="Arial"/>
+                <w:sz w:val="22"/>
+              </w:rPr>
+              <w:t>0.05</w:t>
+            </w:r>
+          </w:p>
+        </w:tc>
+        <w:tc>
+          <w:tcPr>
+            <w:tcW w:type="dxa" w:w="1872"/>
+          </w:tcPr>
+          <w:p>
+            <w:r/>
+            <w:r>
+              <w:rPr>
+                <w:rFonts w:ascii="Arial" w:hAnsi="Arial"/>
+                <w:sz w:val="22"/>
+              </w:rPr>
+              <w:t>2.27x</w:t>
+            </w:r>
+          </w:p>
+        </w:tc>
+      </w:tr>
+      <w:tr>
+        <w:tc>
+          <w:tcPr>
+            <w:tcW w:type="dxa" w:w="1872"/>
+          </w:tcPr>
+          <w:p>
+            <w:r/>
+            <w:r>
+              <w:rPr>
+                <w:rFonts w:ascii="Arial" w:hAnsi="Arial"/>
+                <w:sz w:val="22"/>
+              </w:rPr>
+              <w:t>Corporate SME</w:t>
+            </w:r>
+          </w:p>
+        </w:tc>
+        <w:tc>
+          <w:tcPr>
+            <w:tcW w:type="dxa" w:w="1872"/>
+          </w:tcPr>
+          <w:p>
+            <w:r/>
+            <w:r>
+              <w:rPr>
+                <w:rFonts w:ascii="Arial" w:hAnsi="Arial"/>
+                <w:sz w:val="22"/>
+              </w:rPr>
+              <w:t>term_loan</w:t>
+            </w:r>
+          </w:p>
+        </w:tc>
+        <w:tc>
+          <w:tcPr>
+            <w:tcW w:type="dxa" w:w="1872"/>
+          </w:tcPr>
+          <w:p>
+            <w:r/>
+            <w:r>
+              <w:rPr>
+                <w:rFonts w:ascii="Arial" w:hAnsi="Arial"/>
+                <w:sz w:val="22"/>
+              </w:rPr>
+              <w:t>0.03</w:t>
+            </w:r>
+          </w:p>
+        </w:tc>
+        <w:tc>
+          <w:tcPr>
+            <w:tcW w:type="dxa" w:w="1872"/>
+          </w:tcPr>
+          <w:p>
+            <w:r/>
+            <w:r>
+              <w:rPr>
+                <w:rFonts w:ascii="Arial" w:hAnsi="Arial"/>
+                <w:sz w:val="22"/>
+              </w:rPr>
+              <w:t>0.06</w:t>
+            </w:r>
+          </w:p>
+        </w:tc>
+        <w:tc>
+          <w:tcPr>
+            <w:tcW w:type="dxa" w:w="1872"/>
+          </w:tcPr>
+          <w:p>
+            <w:r/>
+            <w:r>
+              <w:rPr>
+                <w:rFonts w:ascii="Arial" w:hAnsi="Arial"/>
+                <w:sz w:val="22"/>
+              </w:rPr>
+              <w:t>2.14x</w:t>
+            </w:r>
+          </w:p>
+        </w:tc>
+      </w:tr>
+      <w:tr>
+        <w:tc>
+          <w:tcPr>
+            <w:tcW w:type="dxa" w:w="1872"/>
+          </w:tcPr>
+          <w:p>
+            <w:r/>
+            <w:r>
+              <w:rPr>
+                <w:rFonts w:ascii="Arial" w:hAnsi="Arial"/>
+                <w:sz w:val="22"/>
+              </w:rPr>
+              <w:t>Development</w:t>
+            </w:r>
+          </w:p>
+        </w:tc>
+        <w:tc>
+          <w:tcPr>
+            <w:tcW w:type="dxa" w:w="1872"/>
+          </w:tcPr>
+          <w:p>
+            <w:r/>
+            <w:r>
+              <w:rPr>
+                <w:rFonts w:ascii="Arial" w:hAnsi="Arial"/>
+                <w:sz w:val="22"/>
+              </w:rPr>
+              <w:t>development</w:t>
+            </w:r>
+          </w:p>
+        </w:tc>
+        <w:tc>
+          <w:tcPr>
+            <w:tcW w:type="dxa" w:w="1872"/>
+          </w:tcPr>
+          <w:p>
+            <w:r/>
+            <w:r>
+              <w:rPr>
+                <w:rFonts w:ascii="Arial" w:hAnsi="Arial"/>
+                <w:sz w:val="22"/>
+              </w:rPr>
+              <w:t>0.02</w:t>
+            </w:r>
+          </w:p>
+        </w:tc>
+        <w:tc>
+          <w:tcPr>
+            <w:tcW w:type="dxa" w:w="1872"/>
+          </w:tcPr>
+          <w:p>
+            <w:r/>
+            <w:r>
+              <w:rPr>
+                <w:rFonts w:ascii="Arial" w:hAnsi="Arial"/>
+                <w:sz w:val="22"/>
+              </w:rPr>
+              <w:t>0.05</w:t>
+            </w:r>
+          </w:p>
+        </w:tc>
+        <w:tc>
+          <w:tcPr>
+            <w:tcW w:type="dxa" w:w="1872"/>
+          </w:tcPr>
+          <w:p>
+            <w:r/>
+            <w:r>
+              <w:rPr>
+                <w:rFonts w:ascii="Arial" w:hAnsi="Arial"/>
+                <w:sz w:val="22"/>
+              </w:rPr>
+              <w:t>2.78x</w:t>
+            </w:r>
+          </w:p>
+        </w:tc>
+      </w:tr>
+    </w:tbl>
+    <w:p>
+      <w:pPr>
+        <w:pStyle w:val="ListBullet"/>
+      </w:pPr>
+      <w:r>
+        <w:rPr>
+          <w:rFonts w:ascii="Arial" w:hAnsi="Arial"/>
+          <w:sz w:val="22"/>
+        </w:rPr>
+        <w:t>No diversification benefit is assumed (APG 113 para 92): each scenario is applied per segment with no offsetting correlation or portfolio-diversification relief.</w:t>
+      </w:r>
+    </w:p>
+    <w:p>
+      <w:pPr>
+        <w:pStyle w:val="ListBullet"/>
+      </w:pPr>
+      <w:r>
+        <w:rPr>
+          <w:rFonts w:ascii="Arial" w:hAnsi="Arial"/>
+          <w:sz w:val="22"/>
+        </w:rPr>
+        <w:t>Feeds limits / capital (APS 220 para 73, APG 110): the stressed EL rate is read against the consuming book's risk-appetite limits and ICAAP capital-vs-buffer assessment; a breach triggers an origination / pricing / limit-tightening review.</w:t>
+      </w:r>
+    </w:p>
+    <w:p>
+      <w:pPr>
+        <w:pStyle w:val="ListBullet"/>
+      </w:pPr>
+      <w:r>
+        <w:rPr>
+          <w:rFonts w:ascii="Arial" w:hAnsi="Arial"/>
+          <w:sz w:val="22"/>
+        </w:rPr>
+        <w:t>Scenario multipliers are illustrative reality-check overlays, not calibrated regulatory parameters. In production they would be derived from a full macroeconomic scenario model and independently validated at least annually, with scenarios, assumptions and limitations documented. Last reviewed 2026-04-28; next review due 2026-10-31.</w:t>
+      </w:r>
+    </w:p>
     <w:p>
       <w:r>
         <w:rPr>
